--- a/ОПИСАНИЕ ДИПЛОМА/ПЕРВАЯ ГЛАВА.docx
+++ b/ОПИСАНИЕ ДИПЛОМА/ПЕРВАЯ ГЛАВА.docx
@@ -324,7 +324,21 @@
         <w:rPr>
           <w:sz w:val="22"/>
         </w:rPr>
-        <w:t xml:space="preserve">            (подпись)                                    (ФИО)</w:t>
+        <w:t xml:space="preserve">            (</w:t>
+      </w:r>
+      <w:proofErr w:type="gramStart"/>
+      <w:r>
+        <w:rPr>
+          <w:sz w:val="22"/>
+        </w:rPr>
+        <w:t xml:space="preserve">подпись)   </w:t>
+      </w:r>
+      <w:proofErr w:type="gramEnd"/>
+      <w:r>
+        <w:rPr>
+          <w:sz w:val="22"/>
+        </w:rPr>
+        <w:t xml:space="preserve">                                 (ФИО)</w:t>
       </w:r>
     </w:p>
     <w:p>
@@ -558,15 +572,16 @@
           <w:szCs w:val="26"/>
           <w:u w:val="single"/>
         </w:rPr>
-        <w:t>9.03.04 «Программная инженерия»</w:t>
-      </w:r>
+        <w:t xml:space="preserve">9.03.04 «Программная </w:t>
+      </w:r>
+      <w:proofErr w:type="gramStart"/>
       <w:r>
         <w:rPr>
           <w:sz w:val="26"/>
           <w:szCs w:val="26"/>
           <w:u w:val="single"/>
         </w:rPr>
-        <w:t xml:space="preserve"> </w:t>
+        <w:t>инженерия»</w:t>
       </w:r>
       <w:r>
         <w:rPr>
@@ -582,7 +597,7 @@
           <w:szCs w:val="26"/>
           <w:u w:val="single"/>
         </w:rPr>
-        <w:t>(профиль</w:t>
+        <w:t xml:space="preserve"> </w:t>
       </w:r>
       <w:r>
         <w:rPr>
@@ -590,15 +605,16 @@
           <w:szCs w:val="26"/>
           <w:u w:val="single"/>
         </w:rPr>
-        <w:t xml:space="preserve">          </w:t>
-      </w:r>
+        <w:t>(</w:t>
+      </w:r>
+      <w:proofErr w:type="gramEnd"/>
       <w:r>
         <w:rPr>
           <w:sz w:val="26"/>
           <w:szCs w:val="26"/>
           <w:u w:val="single"/>
         </w:rPr>
-        <w:t xml:space="preserve"> Программная инженерия)</w:t>
+        <w:t>профиль</w:t>
       </w:r>
       <w:r>
         <w:rPr>
@@ -606,29 +622,7 @@
           <w:szCs w:val="26"/>
           <w:u w:val="single"/>
         </w:rPr>
-        <w:t xml:space="preserve">                                                                                          </w:t>
-      </w:r>
-      <w:r>
-        <w:rPr>
-          <w:sz w:val="26"/>
-          <w:szCs w:val="26"/>
-        </w:rPr>
-        <w:t xml:space="preserve">  </w:t>
-      </w:r>
-    </w:p>
-    <w:p>
-      <w:pPr>
-        <w:spacing w:after="120"/>
-        <w:ind w:left="142"/>
-        <w:rPr>
-          <w:szCs w:val="28"/>
-        </w:rPr>
-      </w:pPr>
-      <w:r>
-        <w:rPr>
-          <w:szCs w:val="28"/>
-        </w:rPr>
-        <w:t xml:space="preserve">Группа </w:t>
+        <w:t xml:space="preserve">          </w:t>
       </w:r>
       <w:r>
         <w:rPr>
@@ -636,7 +630,7 @@
           <w:szCs w:val="26"/>
           <w:u w:val="single"/>
         </w:rPr>
-        <w:t xml:space="preserve">        П</w:t>
+        <w:t xml:space="preserve"> Программная инженерия)</w:t>
       </w:r>
       <w:r>
         <w:rPr>
@@ -644,7 +638,29 @@
           <w:szCs w:val="26"/>
           <w:u w:val="single"/>
         </w:rPr>
-        <w:t>Ибд-4</w:t>
+        <w:t xml:space="preserve">                                                                                          </w:t>
+      </w:r>
+      <w:r>
+        <w:rPr>
+          <w:sz w:val="26"/>
+          <w:szCs w:val="26"/>
+        </w:rPr>
+        <w:t xml:space="preserve">  </w:t>
+      </w:r>
+    </w:p>
+    <w:p>
+      <w:pPr>
+        <w:spacing w:after="120"/>
+        <w:ind w:left="142"/>
+        <w:rPr>
+          <w:szCs w:val="28"/>
+        </w:rPr>
+      </w:pPr>
+      <w:r>
+        <w:rPr>
+          <w:szCs w:val="28"/>
+        </w:rPr>
+        <w:t xml:space="preserve">Группа </w:t>
       </w:r>
       <w:r>
         <w:rPr>
@@ -652,7 +668,7 @@
           <w:szCs w:val="26"/>
           <w:u w:val="single"/>
         </w:rPr>
-        <w:t>3</w:t>
+        <w:t xml:space="preserve">        П</w:t>
       </w:r>
       <w:r>
         <w:rPr>
@@ -660,6 +676,22 @@
           <w:szCs w:val="26"/>
           <w:u w:val="single"/>
         </w:rPr>
+        <w:t>Ибд-4</w:t>
+      </w:r>
+      <w:r>
+        <w:rPr>
+          <w:sz w:val="26"/>
+          <w:szCs w:val="26"/>
+          <w:u w:val="single"/>
+        </w:rPr>
+        <w:t>3</w:t>
+      </w:r>
+      <w:r>
+        <w:rPr>
+          <w:sz w:val="26"/>
+          <w:szCs w:val="26"/>
+          <w:u w:val="single"/>
+        </w:rPr>
         <w:t xml:space="preserve">           </w:t>
       </w:r>
     </w:p>
@@ -773,6 +805,7 @@
           <w:szCs w:val="28"/>
         </w:rPr>
       </w:pPr>
+      <w:proofErr w:type="gramStart"/>
       <w:r>
         <w:rPr>
           <w:szCs w:val="28"/>
@@ -783,7 +816,14 @@
         <w:rPr>
           <w:szCs w:val="28"/>
         </w:rPr>
-        <w:t xml:space="preserve">26 </w:t>
+        <w:t>26</w:t>
+      </w:r>
+      <w:proofErr w:type="gramEnd"/>
+      <w:r>
+        <w:rPr>
+          <w:szCs w:val="28"/>
+        </w:rPr>
+        <w:t xml:space="preserve"> </w:t>
       </w:r>
       <w:r>
         <w:rPr>
@@ -2842,9 +2882,11 @@
           <w:numId w:val="4"/>
         </w:numPr>
         <w:ind w:left="426" w:hanging="426"/>
-        <w:rPr>
-          <w:kern w:val="0"/>
-          <w:szCs w:val="28"/>
+        <w:jc w:val="center"/>
+        <w:rPr>
+          <w:kern w:val="0"/>
+          <w:sz w:val="32"/>
+          <w:szCs w:val="32"/>
           <w:lang w:eastAsia="ar-SA"/>
         </w:rPr>
       </w:pPr>
@@ -2854,7 +2896,8 @@
       <w:r>
         <w:rPr>
           <w:kern w:val="0"/>
-          <w:szCs w:val="28"/>
+          <w:sz w:val="32"/>
+          <w:szCs w:val="32"/>
           <w:lang w:eastAsia="ar-SA"/>
         </w:rPr>
         <w:lastRenderedPageBreak/>
@@ -2864,7 +2907,8 @@
       <w:r>
         <w:rPr>
           <w:kern w:val="0"/>
-          <w:szCs w:val="28"/>
+          <w:sz w:val="32"/>
+          <w:szCs w:val="32"/>
           <w:lang w:eastAsia="ar-SA"/>
         </w:rPr>
         <w:t xml:space="preserve">предметной области </w:t>
@@ -2872,7 +2916,8 @@
       <w:r>
         <w:rPr>
           <w:kern w:val="0"/>
-          <w:szCs w:val="28"/>
+          <w:sz w:val="32"/>
+          <w:szCs w:val="32"/>
           <w:lang w:eastAsia="ar-SA"/>
         </w:rPr>
         <w:t>объединённой аналитики пользовательских событий веб-приложений</w:t>
@@ -2885,6 +2930,8 @@
         <w:spacing w:line="276" w:lineRule="auto"/>
         <w:ind w:left="709" w:hanging="709"/>
         <w:rPr>
+          <w:b/>
+          <w:bCs/>
           <w:kern w:val="0"/>
           <w:szCs w:val="28"/>
           <w:lang w:eastAsia="ar-SA"/>
@@ -2894,6 +2941,8 @@
       <w:bookmarkStart w:id="5" w:name="_Toc222953208"/>
       <w:r>
         <w:rPr>
+          <w:b/>
+          <w:bCs/>
           <w:kern w:val="0"/>
           <w:szCs w:val="28"/>
           <w:lang w:eastAsia="ar-SA"/>
@@ -2903,6 +2952,8 @@
       <w:bookmarkEnd w:id="4"/>
       <w:r>
         <w:rPr>
+          <w:b/>
+          <w:bCs/>
           <w:kern w:val="0"/>
           <w:szCs w:val="28"/>
           <w:lang w:eastAsia="ar-SA"/>
@@ -2911,6 +2962,8 @@
       </w:r>
       <w:r>
         <w:rPr>
+          <w:b/>
+          <w:bCs/>
           <w:kern w:val="0"/>
           <w:szCs w:val="28"/>
           <w:lang w:eastAsia="ar-SA"/>
@@ -2992,7 +3045,23 @@
         </w:rPr>
       </w:pPr>
       <w:r>
-        <w:t xml:space="preserve">Современные веб-приложения имеют многокомпонентную и, как правило, многослойную архитектуру, включающую клиентский интерфейс (frontend), серверные сервисы (backend), базы данных, кэш-системы, внешние API и иные инфраструктурные компоненты. Конкретный набор и количество компонентов определяется архитектурой конкретной системы. </w:t>
+        <w:t>Современные веб-приложения имеют многокомпонентную и, как правило, многослойную архитектуру, включающую клиентский интерфейс (</w:t>
+      </w:r>
+      <w:proofErr w:type="spellStart"/>
+      <w:r>
+        <w:t>frontend</w:t>
+      </w:r>
+      <w:proofErr w:type="spellEnd"/>
+      <w:r>
+        <w:t>), серверные сервисы (</w:t>
+      </w:r>
+      <w:proofErr w:type="spellStart"/>
+      <w:r>
+        <w:t>backend</w:t>
+      </w:r>
+      <w:proofErr w:type="spellEnd"/>
+      <w:r>
+        <w:t xml:space="preserve">), базы данных, кэш-системы, внешние API и иные инфраструктурные компоненты. Конкретный набор и количество компонентов определяется архитектурой конкретной системы. </w:t>
       </w:r>
       <w:r>
         <w:rPr>
@@ -3605,7 +3674,15 @@
         </w:rPr>
       </w:pPr>
       <w:r>
-        <w:t>Следует отметить, что в реальных системах количество этапов обработки может быть существенно больше и включать взаимодействие с кэш-системами, очередями сообщений, внешними API, микросервисами и иными инфраструктурными компонентами. Однако для анализа логики профилирования в рамках данной работы используется обобщённая модель этапов обработки пользовательского события.</w:t>
+        <w:t xml:space="preserve">Следует отметить, что в реальных системах количество этапов обработки может быть существенно больше и включать взаимодействие с кэш-системами, очередями сообщений, внешними API, </w:t>
+      </w:r>
+      <w:proofErr w:type="spellStart"/>
+      <w:r>
+        <w:t>микросервисами</w:t>
+      </w:r>
+      <w:proofErr w:type="spellEnd"/>
+      <w:r>
+        <w:t xml:space="preserve"> и иными инфраструктурными компонентами. Однако для анализа логики профилирования в рамках данной работы используется обобщённая модель этапов обработки пользовательского события.</w:t>
       </w:r>
     </w:p>
     <w:p>
@@ -3723,11 +3800,35 @@
         <w:jc w:val="both"/>
       </w:pPr>
       <w:r>
-        <w:t xml:space="preserve">На контекстной диаграмме процесс анализа представлен как единая функция, взаимодействующая с внешними входами, управляющими воздействиями и механизмами реализации. Входами выступают пользовательские действия и данные приложения. Управляющими факторами являются архитектура системы и требования к производительности. Механизмы включают frontend, backend, базу данных, средства логирования и мониторинга. </w:t>
+        <w:t xml:space="preserve">На контекстной диаграмме процесс анализа представлен как единая функция, взаимодействующая с внешними входами, управляющими воздействиями и механизмами реализации. Входами выступают пользовательские действия и данные приложения. Управляющими факторами являются архитектура системы и требования к производительности. Механизмы включают </w:t>
+      </w:r>
+      <w:proofErr w:type="spellStart"/>
+      <w:r>
+        <w:t>frontend</w:t>
+      </w:r>
+      <w:proofErr w:type="spellEnd"/>
+      <w:r>
+        <w:t xml:space="preserve">, </w:t>
+      </w:r>
+      <w:proofErr w:type="spellStart"/>
+      <w:r>
+        <w:t>backend</w:t>
+      </w:r>
+      <w:proofErr w:type="spellEnd"/>
+      <w:r>
+        <w:t xml:space="preserve">, базу данных, средства логирования и мониторинга. </w:t>
       </w:r>
       <w:r>
         <w:lastRenderedPageBreak/>
-        <w:t>Выходами являются ответ пользователю, логи выполнения и метрики производительности.</w:t>
+        <w:t xml:space="preserve">Выходами являются ответ пользователю, </w:t>
+      </w:r>
+      <w:proofErr w:type="spellStart"/>
+      <w:r>
+        <w:t>логи</w:t>
+      </w:r>
+      <w:proofErr w:type="spellEnd"/>
+      <w:r>
+        <w:t xml:space="preserve"> выполнения и метрики производительности.</w:t>
       </w:r>
     </w:p>
     <w:p>
@@ -4290,6 +4391,8 @@
         <w:spacing w:line="276" w:lineRule="auto"/>
         <w:ind w:left="709" w:hanging="709"/>
         <w:rPr>
+          <w:b/>
+          <w:bCs/>
           <w:kern w:val="0"/>
           <w:szCs w:val="28"/>
           <w:lang w:eastAsia="ar-SA"/>
@@ -4298,6 +4401,8 @@
       <w:bookmarkStart w:id="9" w:name="_Toc222953211"/>
       <w:r>
         <w:rPr>
+          <w:b/>
+          <w:bCs/>
           <w:kern w:val="0"/>
           <w:lang w:eastAsia="ar-SA"/>
         </w:rPr>
@@ -4305,6 +4410,8 @@
       </w:r>
       <w:r>
         <w:rPr>
+          <w:b/>
+          <w:bCs/>
           <w:kern w:val="0"/>
           <w:lang w:eastAsia="ar-SA"/>
         </w:rPr>
@@ -4887,14 +4994,25 @@
           <w:lang w:eastAsia="ar-SA"/>
         </w:rPr>
       </w:pPr>
-      <w:r>
-        <w:rPr>
-          <w:rFonts w:eastAsia="Times New Roman"/>
-          <w:kern w:val="0"/>
-          <w:szCs w:val="28"/>
-          <w:lang w:eastAsia="ar-SA"/>
-        </w:rPr>
-        <w:t>Jaeger — это инструмент распределённой трассировки, предназначенный для анализа взаимодействия сервисов в распределённых архитектурах.</w:t>
+      <w:proofErr w:type="spellStart"/>
+      <w:r>
+        <w:rPr>
+          <w:rFonts w:eastAsia="Times New Roman"/>
+          <w:kern w:val="0"/>
+          <w:szCs w:val="28"/>
+          <w:lang w:eastAsia="ar-SA"/>
+        </w:rPr>
+        <w:t>Jaeger</w:t>
+      </w:r>
+      <w:proofErr w:type="spellEnd"/>
+      <w:r>
+        <w:rPr>
+          <w:rFonts w:eastAsia="Times New Roman"/>
+          <w:kern w:val="0"/>
+          <w:szCs w:val="28"/>
+          <w:lang w:eastAsia="ar-SA"/>
+        </w:rPr>
+        <w:t xml:space="preserve"> — это инструмент распределённой трассировки, предназначенный для анализа взаимодействия сервисов в распределённых архитектурах.</w:t>
       </w:r>
     </w:p>
     <w:p>
@@ -5177,7 +5295,27 @@
           <w:szCs w:val="28"/>
           <w:lang w:eastAsia="ar-SA"/>
         </w:rPr>
-        <w:t>Поддержка микросервисных архитектур.</w:t>
+        <w:t xml:space="preserve">Поддержка </w:t>
+      </w:r>
+      <w:proofErr w:type="spellStart"/>
+      <w:r>
+        <w:rPr>
+          <w:rFonts w:eastAsia="Times New Roman"/>
+          <w:kern w:val="0"/>
+          <w:szCs w:val="28"/>
+          <w:lang w:eastAsia="ar-SA"/>
+        </w:rPr>
+        <w:t>микросервисных</w:t>
+      </w:r>
+      <w:proofErr w:type="spellEnd"/>
+      <w:r>
+        <w:rPr>
+          <w:rFonts w:eastAsia="Times New Roman"/>
+          <w:kern w:val="0"/>
+          <w:szCs w:val="28"/>
+          <w:lang w:eastAsia="ar-SA"/>
+        </w:rPr>
+        <w:t xml:space="preserve"> архитектур.</w:t>
       </w:r>
     </w:p>
     <w:p>
@@ -5323,14 +5461,25 @@
           <w:lang w:eastAsia="ar-SA"/>
         </w:rPr>
       </w:pPr>
-      <w:r>
-        <w:rPr>
-          <w:rFonts w:eastAsia="Times New Roman"/>
-          <w:kern w:val="0"/>
-          <w:szCs w:val="28"/>
-          <w:lang w:eastAsia="ar-SA"/>
-        </w:rPr>
-        <w:t>Prometheus — это инструмент мониторинга, предназначенный для сбора и хранения числовых метрик состояния системы.</w:t>
+      <w:proofErr w:type="spellStart"/>
+      <w:r>
+        <w:rPr>
+          <w:rFonts w:eastAsia="Times New Roman"/>
+          <w:kern w:val="0"/>
+          <w:szCs w:val="28"/>
+          <w:lang w:eastAsia="ar-SA"/>
+        </w:rPr>
+        <w:t>Prometheus</w:t>
+      </w:r>
+      <w:proofErr w:type="spellEnd"/>
+      <w:r>
+        <w:rPr>
+          <w:rFonts w:eastAsia="Times New Roman"/>
+          <w:kern w:val="0"/>
+          <w:szCs w:val="28"/>
+          <w:lang w:eastAsia="ar-SA"/>
+        </w:rPr>
+        <w:t xml:space="preserve"> — это инструмент мониторинга, предназначенный для сбора и хранения числовых метрик состояния системы.</w:t>
       </w:r>
     </w:p>
     <w:p>
@@ -5479,7 +5628,27 @@
           <w:szCs w:val="28"/>
           <w:lang w:eastAsia="ar-SA"/>
         </w:rPr>
-        <w:t>Формирование алертов.</w:t>
+        <w:t xml:space="preserve">Формирование </w:t>
+      </w:r>
+      <w:proofErr w:type="spellStart"/>
+      <w:r>
+        <w:rPr>
+          <w:rFonts w:eastAsia="Times New Roman"/>
+          <w:kern w:val="0"/>
+          <w:szCs w:val="28"/>
+          <w:lang w:eastAsia="ar-SA"/>
+        </w:rPr>
+        <w:t>алертов</w:t>
+      </w:r>
+      <w:proofErr w:type="spellEnd"/>
+      <w:r>
+        <w:rPr>
+          <w:rFonts w:eastAsia="Times New Roman"/>
+          <w:kern w:val="0"/>
+          <w:szCs w:val="28"/>
+          <w:lang w:eastAsia="ar-SA"/>
+        </w:rPr>
+        <w:t>.</w:t>
       </w:r>
     </w:p>
     <w:p>
@@ -5744,7 +5913,47 @@
           <w:szCs w:val="28"/>
           <w:lang w:eastAsia="ar-SA"/>
         </w:rPr>
-        <w:t>Несмотря на возможность формирования пользовательских (кастомных) метрик в таких системах, как Prometheus, данные метрики, как правило, представляют собой изолированные показатели и не объединяются в рамках единого пользовательского действия. Отсутствует механизм, позволяющий рассматривать выполнение пользовательского сценария как целостный процесс с декомпозицией на этапы обработки и анализом вклада каждого этапа в общее время выполнения.</w:t>
+        <w:t>Несмотря на возможность формирования пользовательских (</w:t>
+      </w:r>
+      <w:proofErr w:type="spellStart"/>
+      <w:r>
+        <w:rPr>
+          <w:rFonts w:eastAsia="Times New Roman"/>
+          <w:kern w:val="0"/>
+          <w:szCs w:val="28"/>
+          <w:lang w:eastAsia="ar-SA"/>
+        </w:rPr>
+        <w:t>кастомных</w:t>
+      </w:r>
+      <w:proofErr w:type="spellEnd"/>
+      <w:r>
+        <w:rPr>
+          <w:rFonts w:eastAsia="Times New Roman"/>
+          <w:kern w:val="0"/>
+          <w:szCs w:val="28"/>
+          <w:lang w:eastAsia="ar-SA"/>
+        </w:rPr>
+        <w:t xml:space="preserve">) метрик в таких системах, как </w:t>
+      </w:r>
+      <w:proofErr w:type="spellStart"/>
+      <w:r>
+        <w:rPr>
+          <w:rFonts w:eastAsia="Times New Roman"/>
+          <w:kern w:val="0"/>
+          <w:szCs w:val="28"/>
+          <w:lang w:eastAsia="ar-SA"/>
+        </w:rPr>
+        <w:t>Prometheus</w:t>
+      </w:r>
+      <w:proofErr w:type="spellEnd"/>
+      <w:r>
+        <w:rPr>
+          <w:rFonts w:eastAsia="Times New Roman"/>
+          <w:kern w:val="0"/>
+          <w:szCs w:val="28"/>
+          <w:lang w:eastAsia="ar-SA"/>
+        </w:rPr>
+        <w:t>, данные метрики, как правило, представляют собой изолированные показатели и не объединяются в рамках единого пользовательского действия. Отсутствует механизм, позволяющий рассматривать выполнение пользовательского сценария как целостный процесс с декомпозицией на этапы обработки и анализом вклада каждого этапа в общее время выполнения.</w:t>
       </w:r>
     </w:p>
     <w:p>
@@ -5776,7 +5985,47 @@
           <w:szCs w:val="28"/>
           <w:lang w:eastAsia="ar-SA"/>
         </w:rPr>
-        <w:t xml:space="preserve"> реальных системах Prometheus часто используется совместно с Grafana, которая обеспечивает визуализацию метрик, однако не добавляет механизмов анализа пользовательских действий.</w:t>
+        <w:t xml:space="preserve"> реальных системах </w:t>
+      </w:r>
+      <w:proofErr w:type="spellStart"/>
+      <w:r>
+        <w:rPr>
+          <w:rFonts w:eastAsia="Times New Roman"/>
+          <w:kern w:val="0"/>
+          <w:szCs w:val="28"/>
+          <w:lang w:eastAsia="ar-SA"/>
+        </w:rPr>
+        <w:t>Prometheus</w:t>
+      </w:r>
+      <w:proofErr w:type="spellEnd"/>
+      <w:r>
+        <w:rPr>
+          <w:rFonts w:eastAsia="Times New Roman"/>
+          <w:kern w:val="0"/>
+          <w:szCs w:val="28"/>
+          <w:lang w:eastAsia="ar-SA"/>
+        </w:rPr>
+        <w:t xml:space="preserve"> часто используется совместно с </w:t>
+      </w:r>
+      <w:proofErr w:type="spellStart"/>
+      <w:r>
+        <w:rPr>
+          <w:rFonts w:eastAsia="Times New Roman"/>
+          <w:kern w:val="0"/>
+          <w:szCs w:val="28"/>
+          <w:lang w:eastAsia="ar-SA"/>
+        </w:rPr>
+        <w:t>Grafana</w:t>
+      </w:r>
+      <w:proofErr w:type="spellEnd"/>
+      <w:r>
+        <w:rPr>
+          <w:rFonts w:eastAsia="Times New Roman"/>
+          <w:kern w:val="0"/>
+          <w:szCs w:val="28"/>
+          <w:lang w:eastAsia="ar-SA"/>
+        </w:rPr>
+        <w:t>, которая обеспечивает визуализацию метрик, однако не добавляет механизмов анализа пользовательских действий.</w:t>
       </w:r>
     </w:p>
     <w:p>
@@ -5797,14 +6046,25 @@
           <w:lang w:eastAsia="ar-SA"/>
         </w:rPr>
       </w:pPr>
-      <w:r>
-        <w:rPr>
-          <w:rFonts w:eastAsia="Times New Roman"/>
-          <w:kern w:val="0"/>
-          <w:szCs w:val="28"/>
-          <w:lang w:eastAsia="ar-SA"/>
-        </w:rPr>
-        <w:t>Datadog APM — это коммерческая платформа для комплексного мониторинга производительности приложений.</w:t>
+      <w:proofErr w:type="spellStart"/>
+      <w:r>
+        <w:rPr>
+          <w:rFonts w:eastAsia="Times New Roman"/>
+          <w:kern w:val="0"/>
+          <w:szCs w:val="28"/>
+          <w:lang w:eastAsia="ar-SA"/>
+        </w:rPr>
+        <w:t>Datadog</w:t>
+      </w:r>
+      <w:proofErr w:type="spellEnd"/>
+      <w:r>
+        <w:rPr>
+          <w:rFonts w:eastAsia="Times New Roman"/>
+          <w:kern w:val="0"/>
+          <w:szCs w:val="28"/>
+          <w:lang w:eastAsia="ar-SA"/>
+        </w:rPr>
+        <w:t xml:space="preserve"> APM — это коммерческая платформа для комплексного мониторинга производительности приложений.</w:t>
       </w:r>
     </w:p>
     <w:p>
@@ -6223,7 +6483,27 @@
           <w:szCs w:val="28"/>
           <w:lang w:eastAsia="ar-SA"/>
         </w:rPr>
-        <w:t>Ориентация на DevOps-процессы.</w:t>
+        <w:t xml:space="preserve">Ориентация на </w:t>
+      </w:r>
+      <w:proofErr w:type="spellStart"/>
+      <w:r>
+        <w:rPr>
+          <w:rFonts w:eastAsia="Times New Roman"/>
+          <w:kern w:val="0"/>
+          <w:szCs w:val="28"/>
+          <w:lang w:eastAsia="ar-SA"/>
+        </w:rPr>
+        <w:t>DevOps</w:t>
+      </w:r>
+      <w:proofErr w:type="spellEnd"/>
+      <w:r>
+        <w:rPr>
+          <w:rFonts w:eastAsia="Times New Roman"/>
+          <w:kern w:val="0"/>
+          <w:szCs w:val="28"/>
+          <w:lang w:eastAsia="ar-SA"/>
+        </w:rPr>
+        <w:t>-процессы.</w:t>
       </w:r>
     </w:p>
     <w:p>
@@ -6265,7 +6545,27 @@
           <w:szCs w:val="28"/>
           <w:lang w:eastAsia="ar-SA"/>
         </w:rPr>
-        <w:t>Системы веб-аналитики и RUM (Яндекс.Метрика, Google Analytics)</w:t>
+        <w:t>Системы веб-аналитики и RUM (</w:t>
+      </w:r>
+      <w:proofErr w:type="spellStart"/>
+      <w:r>
+        <w:rPr>
+          <w:rFonts w:eastAsia="Times New Roman"/>
+          <w:kern w:val="0"/>
+          <w:szCs w:val="28"/>
+          <w:lang w:eastAsia="ar-SA"/>
+        </w:rPr>
+        <w:t>Яндекс.Метрика</w:t>
+      </w:r>
+      <w:proofErr w:type="spellEnd"/>
+      <w:r>
+        <w:rPr>
+          <w:rFonts w:eastAsia="Times New Roman"/>
+          <w:kern w:val="0"/>
+          <w:szCs w:val="28"/>
+          <w:lang w:eastAsia="ar-SA"/>
+        </w:rPr>
+        <w:t>, Google Analytics)</w:t>
       </w:r>
       <w:r>
         <w:rPr>
@@ -6933,6 +7233,7 @@
                 <w:lang w:eastAsia="ar-SA"/>
               </w:rPr>
             </w:pPr>
+            <w:proofErr w:type="spellStart"/>
             <w:r>
               <w:rPr>
                 <w:rFonts w:ascii="Times New Roman" w:eastAsia="Times New Roman" w:hAnsi="Times New Roman"/>
@@ -6942,6 +7243,7 @@
               </w:rPr>
               <w:t>Prometheus</w:t>
             </w:r>
+            <w:proofErr w:type="spellEnd"/>
           </w:p>
         </w:tc>
         <w:tc>
@@ -7138,6 +7440,7 @@
                 <w:lang w:eastAsia="ar-SA"/>
               </w:rPr>
             </w:pPr>
+            <w:proofErr w:type="spellStart"/>
             <w:r>
               <w:rPr>
                 <w:rFonts w:ascii="Times New Roman" w:eastAsia="Times New Roman" w:hAnsi="Times New Roman"/>
@@ -7147,6 +7450,7 @@
               </w:rPr>
               <w:t>Jaeger</w:t>
             </w:r>
+            <w:proofErr w:type="spellEnd"/>
           </w:p>
         </w:tc>
         <w:tc>
@@ -7343,6 +7647,7 @@
                 <w:lang w:eastAsia="ar-SA"/>
               </w:rPr>
             </w:pPr>
+            <w:proofErr w:type="spellStart"/>
             <w:r>
               <w:rPr>
                 <w:rFonts w:ascii="Times New Roman" w:eastAsia="Times New Roman" w:hAnsi="Times New Roman"/>
@@ -7350,7 +7655,17 @@
                 <w:sz w:val="22"/>
                 <w:lang w:eastAsia="ru-RU"/>
               </w:rPr>
-              <w:t>Datadog APM</w:t>
+              <w:t>Datadog</w:t>
+            </w:r>
+            <w:proofErr w:type="spellEnd"/>
+            <w:r>
+              <w:rPr>
+                <w:rFonts w:ascii="Times New Roman" w:eastAsia="Times New Roman" w:hAnsi="Times New Roman"/>
+                <w:kern w:val="0"/>
+                <w:sz w:val="22"/>
+                <w:lang w:eastAsia="ru-RU"/>
+              </w:rPr>
+              <w:t xml:space="preserve"> APM</w:t>
             </w:r>
           </w:p>
         </w:tc>
@@ -7548,6 +7863,7 @@
                 <w:lang w:eastAsia="ar-SA"/>
               </w:rPr>
             </w:pPr>
+            <w:proofErr w:type="spellStart"/>
             <w:r>
               <w:rPr>
                 <w:rFonts w:ascii="Times New Roman" w:eastAsia="Times New Roman" w:hAnsi="Times New Roman"/>
@@ -7555,7 +7871,17 @@
                 <w:sz w:val="22"/>
                 <w:lang w:eastAsia="ru-RU"/>
               </w:rPr>
-              <w:t>Elastic APM</w:t>
+              <w:t>Elastic</w:t>
+            </w:r>
+            <w:proofErr w:type="spellEnd"/>
+            <w:r>
+              <w:rPr>
+                <w:rFonts w:ascii="Times New Roman" w:eastAsia="Times New Roman" w:hAnsi="Times New Roman"/>
+                <w:kern w:val="0"/>
+                <w:sz w:val="22"/>
+                <w:lang w:eastAsia="ru-RU"/>
+              </w:rPr>
+              <w:t xml:space="preserve"> APM</w:t>
             </w:r>
           </w:p>
         </w:tc>
@@ -7753,6 +8079,7 @@
                 <w:lang w:eastAsia="ar-SA"/>
               </w:rPr>
             </w:pPr>
+            <w:proofErr w:type="spellStart"/>
             <w:r>
               <w:rPr>
                 <w:rFonts w:ascii="Times New Roman" w:eastAsia="Times New Roman" w:hAnsi="Times New Roman"/>
@@ -7761,7 +8088,17 @@
                 <w:lang w:eastAsia="ru-RU"/>
               </w:rPr>
               <w:lastRenderedPageBreak/>
-              <w:t>Яндекс.Метрика / RUM</w:t>
+              <w:t>Яндекс.Метрика</w:t>
+            </w:r>
+            <w:proofErr w:type="spellEnd"/>
+            <w:r>
+              <w:rPr>
+                <w:rFonts w:ascii="Times New Roman" w:eastAsia="Times New Roman" w:hAnsi="Times New Roman"/>
+                <w:kern w:val="0"/>
+                <w:sz w:val="22"/>
+                <w:lang w:eastAsia="ru-RU"/>
+              </w:rPr>
+              <w:t xml:space="preserve"> / RUM</w:t>
             </w:r>
           </w:p>
         </w:tc>
@@ -8246,7 +8583,47 @@
           <w:szCs w:val="28"/>
           <w:lang w:eastAsia="ar-SA"/>
         </w:rPr>
-        <w:t>Таким образом, разрабатываемый модуль обеспечивает переход от набора разрозненных метрик к структурированной модели пользовательского события, что позволяет повысить точность анализа прикладной производительности и упростить локализацию узких мест веб-приложения. При этом модуль может использоваться совместно с существующими системами мониторинга (например, Prometheus и Grafana), дополняя их функциональность на уровне прикладной аналитики.</w:t>
+        <w:t xml:space="preserve">Таким образом, разрабатываемый модуль обеспечивает переход от набора разрозненных метрик к структурированной модели пользовательского события, что позволяет повысить точность анализа прикладной производительности и упростить локализацию узких мест веб-приложения. При этом модуль может использоваться совместно с существующими системами мониторинга (например, </w:t>
+      </w:r>
+      <w:proofErr w:type="spellStart"/>
+      <w:r>
+        <w:rPr>
+          <w:rFonts w:eastAsia="Times New Roman"/>
+          <w:kern w:val="0"/>
+          <w:szCs w:val="28"/>
+          <w:lang w:eastAsia="ar-SA"/>
+        </w:rPr>
+        <w:t>Prometheus</w:t>
+      </w:r>
+      <w:proofErr w:type="spellEnd"/>
+      <w:r>
+        <w:rPr>
+          <w:rFonts w:eastAsia="Times New Roman"/>
+          <w:kern w:val="0"/>
+          <w:szCs w:val="28"/>
+          <w:lang w:eastAsia="ar-SA"/>
+        </w:rPr>
+        <w:t xml:space="preserve"> и </w:t>
+      </w:r>
+      <w:proofErr w:type="spellStart"/>
+      <w:r>
+        <w:rPr>
+          <w:rFonts w:eastAsia="Times New Roman"/>
+          <w:kern w:val="0"/>
+          <w:szCs w:val="28"/>
+          <w:lang w:eastAsia="ar-SA"/>
+        </w:rPr>
+        <w:t>Grafana</w:t>
+      </w:r>
+      <w:proofErr w:type="spellEnd"/>
+      <w:r>
+        <w:rPr>
+          <w:rFonts w:eastAsia="Times New Roman"/>
+          <w:kern w:val="0"/>
+          <w:szCs w:val="28"/>
+          <w:lang w:eastAsia="ar-SA"/>
+        </w:rPr>
+        <w:t>), дополняя их функциональность на уровне прикладной аналитики.</w:t>
       </w:r>
       <w:r>
         <w:rPr>
@@ -8353,7 +8730,47 @@
           <w:szCs w:val="28"/>
           <w:lang w:eastAsia="ar-SA"/>
         </w:rPr>
-        <w:t>С учётом выявленных ограничений существующих систем мониторинга (таких как Prometheus, Grafana и APM-платформы) предлагается реализовать модуль</w:t>
+        <w:t xml:space="preserve">С учётом выявленных ограничений существующих систем мониторинга (таких как </w:t>
+      </w:r>
+      <w:proofErr w:type="spellStart"/>
+      <w:r>
+        <w:rPr>
+          <w:rFonts w:eastAsia="Times New Roman"/>
+          <w:kern w:val="0"/>
+          <w:szCs w:val="28"/>
+          <w:lang w:eastAsia="ar-SA"/>
+        </w:rPr>
+        <w:t>Prometheus</w:t>
+      </w:r>
+      <w:proofErr w:type="spellEnd"/>
+      <w:r>
+        <w:rPr>
+          <w:rFonts w:eastAsia="Times New Roman"/>
+          <w:kern w:val="0"/>
+          <w:szCs w:val="28"/>
+          <w:lang w:eastAsia="ar-SA"/>
+        </w:rPr>
+        <w:t xml:space="preserve">, </w:t>
+      </w:r>
+      <w:proofErr w:type="spellStart"/>
+      <w:r>
+        <w:rPr>
+          <w:rFonts w:eastAsia="Times New Roman"/>
+          <w:kern w:val="0"/>
+          <w:szCs w:val="28"/>
+          <w:lang w:eastAsia="ar-SA"/>
+        </w:rPr>
+        <w:t>Grafana</w:t>
+      </w:r>
+      <w:proofErr w:type="spellEnd"/>
+      <w:r>
+        <w:rPr>
+          <w:rFonts w:eastAsia="Times New Roman"/>
+          <w:kern w:val="0"/>
+          <w:szCs w:val="28"/>
+          <w:lang w:eastAsia="ar-SA"/>
+        </w:rPr>
+        <w:t xml:space="preserve"> и APM-платформы) предлагается реализовать модуль</w:t>
       </w:r>
       <w:r>
         <w:rPr>
@@ -8817,12 +9234,16 @@
         <w:spacing w:line="276" w:lineRule="auto"/>
         <w:ind w:left="709" w:hanging="709"/>
         <w:rPr>
+          <w:b/>
+          <w:bCs/>
           <w:lang w:eastAsia="ar-SA"/>
         </w:rPr>
       </w:pPr>
       <w:bookmarkStart w:id="14" w:name="_Toc222953215"/>
       <w:r>
         <w:rPr>
+          <w:b/>
+          <w:bCs/>
           <w:lang w:eastAsia="ar-SA"/>
         </w:rPr>
         <w:t>Постановка задачи разработки модуля объединённой аналитики пользовательских событий</w:t>
@@ -8830,6 +9251,8 @@
       <w:bookmarkEnd w:id="14"/>
       <w:r>
         <w:rPr>
+          <w:b/>
+          <w:bCs/>
           <w:lang w:eastAsia="ar-SA"/>
         </w:rPr>
         <w:t xml:space="preserve"> </w:t>
@@ -9212,7 +9635,27 @@
           <w:szCs w:val="28"/>
           <w:lang w:eastAsia="ar-SA"/>
         </w:rPr>
-        <w:t>Реализовать механизм инструментирования прикладного кода.</w:t>
+        <w:t xml:space="preserve">Реализовать механизм </w:t>
+      </w:r>
+      <w:proofErr w:type="spellStart"/>
+      <w:r>
+        <w:rPr>
+          <w:rFonts w:eastAsia="Times New Roman"/>
+          <w:kern w:val="0"/>
+          <w:szCs w:val="28"/>
+          <w:lang w:eastAsia="ar-SA"/>
+        </w:rPr>
+        <w:t>инструментирования</w:t>
+      </w:r>
+      <w:proofErr w:type="spellEnd"/>
+      <w:r>
+        <w:rPr>
+          <w:rFonts w:eastAsia="Times New Roman"/>
+          <w:kern w:val="0"/>
+          <w:szCs w:val="28"/>
+          <w:lang w:eastAsia="ar-SA"/>
+        </w:rPr>
+        <w:t xml:space="preserve"> прикладного кода.</w:t>
       </w:r>
       <w:r>
         <w:rPr>
@@ -9895,11 +10338,47 @@
           <w:lang w:eastAsia="ar-SA"/>
         </w:rPr>
       </w:pPr>
-      <w:r>
-        <w:rPr>
-          <w:lang w:eastAsia="ar-SA"/>
-        </w:rPr>
-        <w:t>Инструментирование и измерение этапов выполнения: автоматическое измерение длительности отдельных этапов обработки события (frontend, backend, обращения к базе данных и другие компоненты), с возможностью конфигурирования перечня измеряемых этапов.</w:t>
+      <w:proofErr w:type="spellStart"/>
+      <w:r>
+        <w:rPr>
+          <w:lang w:eastAsia="ar-SA"/>
+        </w:rPr>
+        <w:t>Инструментирование</w:t>
+      </w:r>
+      <w:proofErr w:type="spellEnd"/>
+      <w:r>
+        <w:rPr>
+          <w:lang w:eastAsia="ar-SA"/>
+        </w:rPr>
+        <w:t xml:space="preserve"> и измерение этапов выполнения: автоматическое измерение длительности отдельных этапов обработки события (</w:t>
+      </w:r>
+      <w:proofErr w:type="spellStart"/>
+      <w:r>
+        <w:rPr>
+          <w:lang w:eastAsia="ar-SA"/>
+        </w:rPr>
+        <w:t>frontend</w:t>
+      </w:r>
+      <w:proofErr w:type="spellEnd"/>
+      <w:r>
+        <w:rPr>
+          <w:lang w:eastAsia="ar-SA"/>
+        </w:rPr>
+        <w:t xml:space="preserve">, </w:t>
+      </w:r>
+      <w:proofErr w:type="spellStart"/>
+      <w:r>
+        <w:rPr>
+          <w:lang w:eastAsia="ar-SA"/>
+        </w:rPr>
+        <w:t>backend</w:t>
+      </w:r>
+      <w:proofErr w:type="spellEnd"/>
+      <w:r>
+        <w:rPr>
+          <w:lang w:eastAsia="ar-SA"/>
+        </w:rPr>
+        <w:t>, обращения к базе данных и другие компоненты), с возможностью конфигурирования перечня измеряемых этапов.</w:t>
       </w:r>
     </w:p>
     <w:p>
@@ -10058,7 +10537,21 @@
         <w:rPr>
           <w:lang w:eastAsia="ar-SA"/>
         </w:rPr>
-        <w:t>На рисунке 3 представлена контекстная диаграмма IDEF0 («Как должно быть»), отражающая верхнеуровневую функцию «Объединённая аналитика пользовательских событий веб-приложения».</w:t>
+        <w:t xml:space="preserve">На рисунке 3 представлена контекстная диаграмма IDEF0 («Как должно быть»), отражающая </w:t>
+      </w:r>
+      <w:proofErr w:type="spellStart"/>
+      <w:r>
+        <w:rPr>
+          <w:lang w:eastAsia="ar-SA"/>
+        </w:rPr>
+        <w:t>верхнеуровневую</w:t>
+      </w:r>
+      <w:proofErr w:type="spellEnd"/>
+      <w:r>
+        <w:rPr>
+          <w:lang w:eastAsia="ar-SA"/>
+        </w:rPr>
+        <w:t xml:space="preserve"> функцию «Объединённая аналитика пользовательских событий веб-приложения».</w:t>
       </w:r>
     </w:p>
     <w:p>
@@ -10150,12 +10643,14 @@
         </w:rPr>
         <w:t xml:space="preserve"> и </w:t>
       </w:r>
+      <w:proofErr w:type="gramStart"/>
       <w:r>
         <w:rPr>
           <w:lang w:eastAsia="ar-SA"/>
         </w:rPr>
         <w:t>пользовательское событие</w:t>
       </w:r>
+      <w:proofErr w:type="gramEnd"/>
       <w:r>
         <w:rPr>
           <w:lang w:eastAsia="ar-SA"/>
@@ -10306,11 +10801,33 @@
         </w:rPr>
         <w:t xml:space="preserve">: </w:t>
       </w:r>
-      <w:r>
-        <w:rPr>
-          <w:lang w:eastAsia="ar-SA"/>
-        </w:rPr>
-        <w:t>frontend, backend, база данных веб-приложения, а также специализированная база данных аналитики.</w:t>
+      <w:proofErr w:type="spellStart"/>
+      <w:r>
+        <w:rPr>
+          <w:lang w:eastAsia="ar-SA"/>
+        </w:rPr>
+        <w:t>frontend</w:t>
+      </w:r>
+      <w:proofErr w:type="spellEnd"/>
+      <w:r>
+        <w:rPr>
+          <w:lang w:eastAsia="ar-SA"/>
+        </w:rPr>
+        <w:t xml:space="preserve">, </w:t>
+      </w:r>
+      <w:proofErr w:type="spellStart"/>
+      <w:r>
+        <w:rPr>
+          <w:lang w:eastAsia="ar-SA"/>
+        </w:rPr>
+        <w:t>backend</w:t>
+      </w:r>
+      <w:proofErr w:type="spellEnd"/>
+      <w:r>
+        <w:rPr>
+          <w:lang w:eastAsia="ar-SA"/>
+        </w:rPr>
+        <w:t>, база данных веб-приложения, а также специализированная база данных аналитики.</w:t>
       </w:r>
     </w:p>
     <w:p>
@@ -10409,7 +10926,21 @@
         <w:rPr>
           <w:lang w:eastAsia="ar-SA"/>
         </w:rPr>
-        <w:t>На данном уровне выделены функции регистрации пользовательского события, инструментирования и измерения этапов выполнения, корреляции и нормализации данных, сохранении и агрегации метрик, визуализации и предоставлении доступа к аналитике.</w:t>
+        <w:t xml:space="preserve">На данном уровне выделены функции регистрации пользовательского события, </w:t>
+      </w:r>
+      <w:proofErr w:type="spellStart"/>
+      <w:r>
+        <w:rPr>
+          <w:lang w:eastAsia="ar-SA"/>
+        </w:rPr>
+        <w:t>инструментирования</w:t>
+      </w:r>
+      <w:proofErr w:type="spellEnd"/>
+      <w:r>
+        <w:rPr>
+          <w:lang w:eastAsia="ar-SA"/>
+        </w:rPr>
+        <w:t xml:space="preserve"> и измерения этапов выполнения, корреляции и нормализации данных, сохранении и агрегации метрик, визуализации и предоставлении доступа к аналитике.</w:t>
       </w:r>
     </w:p>
     <w:p>
@@ -10425,7 +10956,21 @@
         <w:rPr>
           <w:lang w:eastAsia="ar-SA"/>
         </w:rPr>
-        <w:t>Распределение управляющих воздействий и механизмов по функциям обеспечивает логическую целостность процесса: настройки измерений влияют на этап инструментирования, политики хранения — на сохранение данных, требования безопасности — на регистрацию и обработку событий, а конфигурация порогов и требования к производительности — на интерпретацию и представление результатов.</w:t>
+        <w:t xml:space="preserve">Распределение управляющих воздействий и механизмов по функциям обеспечивает логическую целостность процесса: настройки измерений влияют на этап </w:t>
+      </w:r>
+      <w:proofErr w:type="spellStart"/>
+      <w:r>
+        <w:rPr>
+          <w:lang w:eastAsia="ar-SA"/>
+        </w:rPr>
+        <w:t>инструментирования</w:t>
+      </w:r>
+      <w:proofErr w:type="spellEnd"/>
+      <w:r>
+        <w:rPr>
+          <w:lang w:eastAsia="ar-SA"/>
+        </w:rPr>
+        <w:t>, политики хранения — на сохранение данных, требования безопасности — на регистрацию и обработку событий, а конфигурация порогов и требования к производительности — на интерпретацию и представление результатов.</w:t>
       </w:r>
     </w:p>
     <w:p>
@@ -10983,13 +11528,23 @@
                 <w:szCs w:val="24"/>
               </w:rPr>
             </w:pPr>
+            <w:proofErr w:type="spellStart"/>
             <w:r>
               <w:rPr>
                 <w:rFonts w:ascii="Times New Roman" w:hAnsi="Times New Roman"/>
                 <w:sz w:val="24"/>
                 <w:szCs w:val="24"/>
               </w:rPr>
-              <w:t>Инструментирование и фиксация этапов обработки</w:t>
+              <w:t>Инструментирование</w:t>
+            </w:r>
+            <w:proofErr w:type="spellEnd"/>
+            <w:r>
+              <w:rPr>
+                <w:rFonts w:ascii="Times New Roman" w:hAnsi="Times New Roman"/>
+                <w:sz w:val="24"/>
+                <w:szCs w:val="24"/>
+              </w:rPr>
+              <w:t xml:space="preserve"> и фиксация этапов обработки</w:t>
             </w:r>
           </w:p>
         </w:tc>
@@ -11409,8 +11964,18 @@
                 <w:sz w:val="24"/>
                 <w:szCs w:val="24"/>
               </w:rPr>
-              <w:t>Активированные этапы инструментирования</w:t>
-            </w:r>
+              <w:t xml:space="preserve">Активированные этапы </w:t>
+            </w:r>
+            <w:proofErr w:type="spellStart"/>
+            <w:r>
+              <w:rPr>
+                <w:rFonts w:ascii="Times New Roman" w:hAnsi="Times New Roman"/>
+                <w:sz w:val="24"/>
+                <w:szCs w:val="24"/>
+              </w:rPr>
+              <w:t>инструментирования</w:t>
+            </w:r>
+            <w:proofErr w:type="spellEnd"/>
           </w:p>
         </w:tc>
       </w:tr>
@@ -13940,7 +14505,27 @@
           <w:szCs w:val="28"/>
           <w:lang w:eastAsia="ar-SA"/>
         </w:rPr>
-        <w:t>Процессор: не ниже 4-ядерного (Intel Core i5 / AMD Ryzen 5 или аналогичный);</w:t>
+        <w:t xml:space="preserve">Процессор: не ниже 4-ядерного (Intel Core i5 / AMD </w:t>
+      </w:r>
+      <w:proofErr w:type="spellStart"/>
+      <w:r>
+        <w:rPr>
+          <w:rFonts w:eastAsia="Times New Roman"/>
+          <w:kern w:val="0"/>
+          <w:szCs w:val="28"/>
+          <w:lang w:eastAsia="ar-SA"/>
+        </w:rPr>
+        <w:t>Ryzen</w:t>
+      </w:r>
+      <w:proofErr w:type="spellEnd"/>
+      <w:r>
+        <w:rPr>
+          <w:rFonts w:eastAsia="Times New Roman"/>
+          <w:kern w:val="0"/>
+          <w:szCs w:val="28"/>
+          <w:lang w:eastAsia="ar-SA"/>
+        </w:rPr>
+        <w:t xml:space="preserve"> 5 или аналогичный);</w:t>
       </w:r>
     </w:p>
     <w:p>
@@ -14356,7 +14941,27 @@
           <w:szCs w:val="28"/>
           <w:lang w:eastAsia="ar-SA"/>
         </w:rPr>
-        <w:t>База данных: PostgreSQL для хранения данных интернет-магазина и аналитических данных (в отдельной логической схеме).</w:t>
+        <w:t xml:space="preserve">База данных: </w:t>
+      </w:r>
+      <w:proofErr w:type="spellStart"/>
+      <w:r>
+        <w:rPr>
+          <w:rFonts w:eastAsia="Times New Roman"/>
+          <w:kern w:val="0"/>
+          <w:szCs w:val="28"/>
+          <w:lang w:eastAsia="ar-SA"/>
+        </w:rPr>
+        <w:t>PostgreSQL</w:t>
+      </w:r>
+      <w:proofErr w:type="spellEnd"/>
+      <w:r>
+        <w:rPr>
+          <w:rFonts w:eastAsia="Times New Roman"/>
+          <w:kern w:val="0"/>
+          <w:szCs w:val="28"/>
+          <w:lang w:eastAsia="ar-SA"/>
+        </w:rPr>
+        <w:t xml:space="preserve"> для хранения данных интернет-магазина и аналитических данных (в отдельной логической схеме).</w:t>
       </w:r>
     </w:p>
     <w:p>
@@ -14383,7 +14988,27 @@
           <w:lang w:eastAsia="ar-SA"/>
         </w:rPr>
         <w:lastRenderedPageBreak/>
-        <w:t>Технология доступа к данным: Spring Data JPA / Hibernate.</w:t>
+        <w:t xml:space="preserve">Технология доступа к данным: Spring Data JPA / </w:t>
+      </w:r>
+      <w:proofErr w:type="spellStart"/>
+      <w:r>
+        <w:rPr>
+          <w:rFonts w:eastAsia="Times New Roman"/>
+          <w:kern w:val="0"/>
+          <w:szCs w:val="28"/>
+          <w:lang w:eastAsia="ar-SA"/>
+        </w:rPr>
+        <w:t>Hibernate</w:t>
+      </w:r>
+      <w:proofErr w:type="spellEnd"/>
+      <w:r>
+        <w:rPr>
+          <w:rFonts w:eastAsia="Times New Roman"/>
+          <w:kern w:val="0"/>
+          <w:szCs w:val="28"/>
+          <w:lang w:eastAsia="ar-SA"/>
+        </w:rPr>
+        <w:t>.</w:t>
       </w:r>
     </w:p>
     <w:p>
@@ -14409,7 +15034,27 @@
           <w:szCs w:val="28"/>
           <w:lang w:eastAsia="ar-SA"/>
         </w:rPr>
-        <w:t>Система сборки проекта: Gradle.</w:t>
+        <w:t xml:space="preserve">Система сборки проекта: </w:t>
+      </w:r>
+      <w:proofErr w:type="spellStart"/>
+      <w:r>
+        <w:rPr>
+          <w:rFonts w:eastAsia="Times New Roman"/>
+          <w:kern w:val="0"/>
+          <w:szCs w:val="28"/>
+          <w:lang w:eastAsia="ar-SA"/>
+        </w:rPr>
+        <w:t>Gradle</w:t>
+      </w:r>
+      <w:proofErr w:type="spellEnd"/>
+      <w:r>
+        <w:rPr>
+          <w:rFonts w:eastAsia="Times New Roman"/>
+          <w:kern w:val="0"/>
+          <w:szCs w:val="28"/>
+          <w:lang w:eastAsia="ar-SA"/>
+        </w:rPr>
+        <w:t>.</w:t>
       </w:r>
     </w:p>
     <w:p>
@@ -14581,7 +15226,27 @@
           <w:szCs w:val="28"/>
           <w:lang w:eastAsia="ar-SA"/>
         </w:rPr>
-        <w:t xml:space="preserve"> визуализации данных: Chart.js для построения графиков и дашбордов аналитики.</w:t>
+        <w:t xml:space="preserve"> визуализации данных: Chart.js для построения графиков и </w:t>
+      </w:r>
+      <w:proofErr w:type="spellStart"/>
+      <w:r>
+        <w:rPr>
+          <w:rFonts w:eastAsia="Times New Roman"/>
+          <w:kern w:val="0"/>
+          <w:szCs w:val="28"/>
+          <w:lang w:eastAsia="ar-SA"/>
+        </w:rPr>
+        <w:t>дашбордов</w:t>
+      </w:r>
+      <w:proofErr w:type="spellEnd"/>
+      <w:r>
+        <w:rPr>
+          <w:rFonts w:eastAsia="Times New Roman"/>
+          <w:kern w:val="0"/>
+          <w:szCs w:val="28"/>
+          <w:lang w:eastAsia="ar-SA"/>
+        </w:rPr>
+        <w:t xml:space="preserve"> аналитики.</w:t>
       </w:r>
     </w:p>
     <w:p>
@@ -14715,7 +15380,27 @@
           <w:szCs w:val="28"/>
           <w:lang w:eastAsia="ar-SA"/>
         </w:rPr>
-        <w:t>Отображение аналитического дашборда должно выполняться не более чем за 3 секунды при стандартной нагрузке.</w:t>
+        <w:t xml:space="preserve">Отображение аналитического </w:t>
+      </w:r>
+      <w:proofErr w:type="spellStart"/>
+      <w:r>
+        <w:rPr>
+          <w:rFonts w:eastAsia="Times New Roman"/>
+          <w:kern w:val="0"/>
+          <w:szCs w:val="28"/>
+          <w:lang w:eastAsia="ar-SA"/>
+        </w:rPr>
+        <w:t>дашборда</w:t>
+      </w:r>
+      <w:proofErr w:type="spellEnd"/>
+      <w:r>
+        <w:rPr>
+          <w:rFonts w:eastAsia="Times New Roman"/>
+          <w:kern w:val="0"/>
+          <w:szCs w:val="28"/>
+          <w:lang w:eastAsia="ar-SA"/>
+        </w:rPr>
+        <w:t xml:space="preserve"> должно выполняться не более чем за 3 секунды при стандартной нагрузке.</w:t>
       </w:r>
     </w:p>
     <w:p>
@@ -14840,7 +15525,27 @@
           <w:szCs w:val="28"/>
           <w:lang w:eastAsia="ar-SA"/>
         </w:rPr>
-        <w:t>Сбор аналитических данных должен выполняться в режиме fail-safe: при сбоях в работе модуля аналитики основная бизнес-логика интернет-магазина должна продолжать функционировать без прерываний.</w:t>
+        <w:t xml:space="preserve">Сбор аналитических данных должен выполняться в режиме </w:t>
+      </w:r>
+      <w:proofErr w:type="spellStart"/>
+      <w:r>
+        <w:rPr>
+          <w:rFonts w:eastAsia="Times New Roman"/>
+          <w:kern w:val="0"/>
+          <w:szCs w:val="28"/>
+          <w:lang w:eastAsia="ar-SA"/>
+        </w:rPr>
+        <w:t>fail-safe</w:t>
+      </w:r>
+      <w:proofErr w:type="spellEnd"/>
+      <w:r>
+        <w:rPr>
+          <w:rFonts w:eastAsia="Times New Roman"/>
+          <w:kern w:val="0"/>
+          <w:szCs w:val="28"/>
+          <w:lang w:eastAsia="ar-SA"/>
+        </w:rPr>
+        <w:t>: при сбоях в работе модуля аналитики основная бизнес-логика интернет-магазина должна продолжать функционировать без прерываний.</w:t>
       </w:r>
     </w:p>
     <w:p>
@@ -15347,7 +16052,27 @@
           <w:szCs w:val="28"/>
           <w:lang w:eastAsia="ar-SA"/>
         </w:rPr>
-        <w:t>Разрабатываемый модуль объединённой аналитики поставляется в виде подключаемого серверного компонента (библиотеки), интегрируемого в backend интернет-магазина. Развертывание осуществляется в составе основного веб-приложения без необходимости создания отдельной инфраструктуры.</w:t>
+        <w:t xml:space="preserve">Разрабатываемый модуль объединённой аналитики поставляется в виде подключаемого серверного компонента (библиотеки), интегрируемого в </w:t>
+      </w:r>
+      <w:proofErr w:type="spellStart"/>
+      <w:r>
+        <w:rPr>
+          <w:rFonts w:eastAsia="Times New Roman"/>
+          <w:kern w:val="0"/>
+          <w:szCs w:val="28"/>
+          <w:lang w:eastAsia="ar-SA"/>
+        </w:rPr>
+        <w:t>backend</w:t>
+      </w:r>
+      <w:proofErr w:type="spellEnd"/>
+      <w:r>
+        <w:rPr>
+          <w:rFonts w:eastAsia="Times New Roman"/>
+          <w:kern w:val="0"/>
+          <w:szCs w:val="28"/>
+          <w:lang w:eastAsia="ar-SA"/>
+        </w:rPr>
+        <w:t xml:space="preserve"> интернет-магазина. Развертывание осуществляется в составе основного веб-приложения без необходимости создания отдельной инфраструктуры.</w:t>
       </w:r>
     </w:p>
     <w:p>
@@ -15403,7 +16128,27 @@
           <w:szCs w:val="28"/>
           <w:lang w:eastAsia="ar-SA"/>
         </w:rPr>
-        <w:t>Подключение аналитического модуля к основному проекту через систему сборки (Gradle).</w:t>
+        <w:t>Подключение аналитического модуля к основному проекту через систему сборки (</w:t>
+      </w:r>
+      <w:proofErr w:type="spellStart"/>
+      <w:r>
+        <w:rPr>
+          <w:rFonts w:eastAsia="Times New Roman"/>
+          <w:kern w:val="0"/>
+          <w:szCs w:val="28"/>
+          <w:lang w:eastAsia="ar-SA"/>
+        </w:rPr>
+        <w:t>Gradle</w:t>
+      </w:r>
+      <w:proofErr w:type="spellEnd"/>
+      <w:r>
+        <w:rPr>
+          <w:rFonts w:eastAsia="Times New Roman"/>
+          <w:kern w:val="0"/>
+          <w:szCs w:val="28"/>
+          <w:lang w:eastAsia="ar-SA"/>
+        </w:rPr>
+        <w:t>).</w:t>
       </w:r>
     </w:p>
     <w:p>
@@ -15452,14 +16197,25 @@
           <w:lang w:eastAsia="ar-SA"/>
         </w:rPr>
       </w:pPr>
-      <w:r>
-        <w:rPr>
-          <w:rFonts w:eastAsia="Times New Roman"/>
-          <w:kern w:val="0"/>
-          <w:szCs w:val="28"/>
-          <w:lang w:eastAsia="ar-SA"/>
-        </w:rPr>
-        <w:t>Инструментирование прикладного кода интернет-магазина посредством внедрения методов фиксации пользовательских событий и этапов их обработки.</w:t>
+      <w:proofErr w:type="spellStart"/>
+      <w:r>
+        <w:rPr>
+          <w:rFonts w:eastAsia="Times New Roman"/>
+          <w:kern w:val="0"/>
+          <w:szCs w:val="28"/>
+          <w:lang w:eastAsia="ar-SA"/>
+        </w:rPr>
+        <w:t>Инструментирование</w:t>
+      </w:r>
+      <w:proofErr w:type="spellEnd"/>
+      <w:r>
+        <w:rPr>
+          <w:rFonts w:eastAsia="Times New Roman"/>
+          <w:kern w:val="0"/>
+          <w:szCs w:val="28"/>
+          <w:lang w:eastAsia="ar-SA"/>
+        </w:rPr>
+        <w:t xml:space="preserve"> прикладного кода интернет-магазина посредством внедрения методов фиксации пользовательских событий и этапов их обработки.</w:t>
       </w:r>
     </w:p>
     <w:p>
@@ -15587,7 +16343,27 @@
           <w:szCs w:val="28"/>
           <w:lang w:eastAsia="ar-SA"/>
         </w:rPr>
-        <w:t>Подготовка краткой инструкции по использованию дашборда аналитики и интерпретации получаемых метрик.</w:t>
+        <w:t xml:space="preserve">Подготовка краткой инструкции по использованию </w:t>
+      </w:r>
+      <w:proofErr w:type="spellStart"/>
+      <w:r>
+        <w:rPr>
+          <w:rFonts w:eastAsia="Times New Roman"/>
+          <w:kern w:val="0"/>
+          <w:szCs w:val="28"/>
+          <w:lang w:eastAsia="ar-SA"/>
+        </w:rPr>
+        <w:t>дашборда</w:t>
+      </w:r>
+      <w:proofErr w:type="spellEnd"/>
+      <w:r>
+        <w:rPr>
+          <w:rFonts w:eastAsia="Times New Roman"/>
+          <w:kern w:val="0"/>
+          <w:szCs w:val="28"/>
+          <w:lang w:eastAsia="ar-SA"/>
+        </w:rPr>
+        <w:t xml:space="preserve"> аналитики и интерпретации получаемых метрик.</w:t>
       </w:r>
     </w:p>
     <w:p>
@@ -15685,7 +16461,27 @@
           <w:szCs w:val="28"/>
           <w:lang w:eastAsia="ar-SA"/>
         </w:rPr>
-        <w:t>Описание механизма инструментирования прикладного кода и порядка фиксации пользовательских событий и этапов обработки.</w:t>
+        <w:t xml:space="preserve">Описание механизма </w:t>
+      </w:r>
+      <w:proofErr w:type="spellStart"/>
+      <w:r>
+        <w:rPr>
+          <w:rFonts w:eastAsia="Times New Roman"/>
+          <w:kern w:val="0"/>
+          <w:szCs w:val="28"/>
+          <w:lang w:eastAsia="ar-SA"/>
+        </w:rPr>
+        <w:t>инструментирования</w:t>
+      </w:r>
+      <w:proofErr w:type="spellEnd"/>
+      <w:r>
+        <w:rPr>
+          <w:rFonts w:eastAsia="Times New Roman"/>
+          <w:kern w:val="0"/>
+          <w:szCs w:val="28"/>
+          <w:lang w:eastAsia="ar-SA"/>
+        </w:rPr>
+        <w:t xml:space="preserve"> прикладного кода и порядка фиксации пользовательских событий и этапов обработки.</w:t>
       </w:r>
     </w:p>
     <w:p>
@@ -15818,20 +16614,32 @@
         <w:pStyle w:val="2"/>
         <w:ind w:left="709" w:hanging="709"/>
         <w:rPr>
+          <w:b/>
+          <w:bCs/>
           <w:kern w:val="0"/>
           <w:lang w:eastAsia="ar-SA"/>
         </w:rPr>
       </w:pPr>
       <w:bookmarkStart w:id="23" w:name="_Toc222953220"/>
       <w:r>
+        <w:rPr>
+          <w:b/>
+          <w:bCs/>
+        </w:rPr>
         <w:t>Календарно-ресурсное планирование разработки</w:t>
       </w:r>
       <w:bookmarkEnd w:id="22"/>
       <w:r>
+        <w:rPr>
+          <w:b/>
+          <w:bCs/>
+        </w:rPr>
         <w:t xml:space="preserve"> </w:t>
       </w:r>
       <w:r>
         <w:rPr>
+          <w:b/>
+          <w:bCs/>
           <w:kern w:val="0"/>
           <w:lang w:eastAsia="ar-SA"/>
         </w:rPr>
@@ -16049,7 +16857,27 @@
           <w:szCs w:val="28"/>
           <w:lang w:eastAsia="ar-SA"/>
         </w:rPr>
-        <w:t>Во второй итерации (03.02.26 – 31.03.26) выполняется доработка демонстрационного интернет-магазина, расширение его функциональности и реализация базового функционала модуля аналитики (регистрация пользовательских событий, фиксация этапов обработки, сбор метрик) с последующей интеграцией в backend интернет-магазина.</w:t>
+        <w:t xml:space="preserve">Во второй итерации (03.02.26 – 31.03.26) выполняется доработка демонстрационного интернет-магазина, расширение его функциональности и реализация базового функционала модуля аналитики (регистрация пользовательских событий, фиксация этапов обработки, сбор метрик) с последующей интеграцией в </w:t>
+      </w:r>
+      <w:proofErr w:type="spellStart"/>
+      <w:r>
+        <w:rPr>
+          <w:rFonts w:eastAsia="Times New Roman"/>
+          <w:kern w:val="0"/>
+          <w:szCs w:val="28"/>
+          <w:lang w:eastAsia="ar-SA"/>
+        </w:rPr>
+        <w:t>backend</w:t>
+      </w:r>
+      <w:proofErr w:type="spellEnd"/>
+      <w:r>
+        <w:rPr>
+          <w:rFonts w:eastAsia="Times New Roman"/>
+          <w:kern w:val="0"/>
+          <w:szCs w:val="28"/>
+          <w:lang w:eastAsia="ar-SA"/>
+        </w:rPr>
+        <w:t xml:space="preserve"> интернет-магазина.</w:t>
       </w:r>
     </w:p>
     <w:p>
@@ -17209,7 +18037,25 @@
                 <w:sz w:val="24"/>
                 <w:szCs w:val="24"/>
               </w:rPr>
-              <w:t>Реализация backend интернет-магазина (каталог, карточка, корзина, заказ, ЛК)</w:t>
+              <w:t xml:space="preserve">Реализация </w:t>
+            </w:r>
+            <w:proofErr w:type="spellStart"/>
+            <w:r>
+              <w:rPr>
+                <w:rFonts w:ascii="Times New Roman" w:hAnsi="Times New Roman"/>
+                <w:sz w:val="24"/>
+                <w:szCs w:val="24"/>
+              </w:rPr>
+              <w:t>backend</w:t>
+            </w:r>
+            <w:proofErr w:type="spellEnd"/>
+            <w:r>
+              <w:rPr>
+                <w:rFonts w:ascii="Times New Roman" w:hAnsi="Times New Roman"/>
+                <w:sz w:val="24"/>
+                <w:szCs w:val="24"/>
+              </w:rPr>
+              <w:t xml:space="preserve"> интернет-магазина (каталог, карточка, корзина, заказ, ЛК)</w:t>
             </w:r>
           </w:p>
         </w:tc>
@@ -17290,7 +18136,25 @@
                 <w:szCs w:val="24"/>
               </w:rPr>
               <w:lastRenderedPageBreak/>
-              <w:t>Реализация frontend интернет-магазина (страницы, формы, навигация)</w:t>
+              <w:t xml:space="preserve">Реализация </w:t>
+            </w:r>
+            <w:proofErr w:type="spellStart"/>
+            <w:r>
+              <w:rPr>
+                <w:rFonts w:ascii="Times New Roman" w:hAnsi="Times New Roman"/>
+                <w:sz w:val="24"/>
+                <w:szCs w:val="24"/>
+              </w:rPr>
+              <w:t>frontend</w:t>
+            </w:r>
+            <w:proofErr w:type="spellEnd"/>
+            <w:r>
+              <w:rPr>
+                <w:rFonts w:ascii="Times New Roman" w:hAnsi="Times New Roman"/>
+                <w:sz w:val="24"/>
+                <w:szCs w:val="24"/>
+              </w:rPr>
+              <w:t xml:space="preserve"> интернет-магазина (страницы, формы, навигация)</w:t>
             </w:r>
           </w:p>
         </w:tc>
@@ -17370,7 +18234,25 @@
                 <w:sz w:val="24"/>
                 <w:szCs w:val="24"/>
               </w:rPr>
-              <w:t>Реализация базовой аналитики (Event/Stage логирование, сохранение в БД)</w:t>
+              <w:t>Реализация базовой аналитики (Event/</w:t>
+            </w:r>
+            <w:proofErr w:type="spellStart"/>
+            <w:r>
+              <w:rPr>
+                <w:rFonts w:ascii="Times New Roman" w:hAnsi="Times New Roman"/>
+                <w:sz w:val="24"/>
+                <w:szCs w:val="24"/>
+              </w:rPr>
+              <w:t>Stage</w:t>
+            </w:r>
+            <w:proofErr w:type="spellEnd"/>
+            <w:r>
+              <w:rPr>
+                <w:rFonts w:ascii="Times New Roman" w:hAnsi="Times New Roman"/>
+                <w:sz w:val="24"/>
+                <w:szCs w:val="24"/>
+              </w:rPr>
+              <w:t xml:space="preserve"> логирование, сохранение в БД)</w:t>
             </w:r>
           </w:p>
         </w:tc>
@@ -17770,7 +18652,25 @@
                 <w:sz w:val="24"/>
                 <w:szCs w:val="24"/>
               </w:rPr>
-              <w:t>Реализация визуализации метрик и отчётных представлений (дашборды, графики)</w:t>
+              <w:t>Реализация визуализации метрик и отчётных представлений (</w:t>
+            </w:r>
+            <w:proofErr w:type="spellStart"/>
+            <w:r>
+              <w:rPr>
+                <w:rFonts w:ascii="Times New Roman" w:hAnsi="Times New Roman"/>
+                <w:sz w:val="24"/>
+                <w:szCs w:val="24"/>
+              </w:rPr>
+              <w:t>дашборды</w:t>
+            </w:r>
+            <w:proofErr w:type="spellEnd"/>
+            <w:r>
+              <w:rPr>
+                <w:rFonts w:ascii="Times New Roman" w:hAnsi="Times New Roman"/>
+                <w:sz w:val="24"/>
+                <w:szCs w:val="24"/>
+              </w:rPr>
+              <w:t>, графики)</w:t>
             </w:r>
           </w:p>
         </w:tc>
@@ -18331,7 +19231,47 @@
           <w:szCs w:val="28"/>
           <w:lang w:eastAsia="ar-SA"/>
         </w:rPr>
-        <w:t>Модуль реализуется как встроенный компонент backend интернет-магазина, что ограничивает архитектурные решения и требует соблюдения совместимости с выбранной технологической платформой (Java, Spring Boot, PostgreSQL)</w:t>
+        <w:t xml:space="preserve">Модуль реализуется как встроенный компонент </w:t>
+      </w:r>
+      <w:proofErr w:type="spellStart"/>
+      <w:r>
+        <w:rPr>
+          <w:rFonts w:eastAsia="Times New Roman"/>
+          <w:kern w:val="0"/>
+          <w:szCs w:val="28"/>
+          <w:lang w:eastAsia="ar-SA"/>
+        </w:rPr>
+        <w:t>backend</w:t>
+      </w:r>
+      <w:proofErr w:type="spellEnd"/>
+      <w:r>
+        <w:rPr>
+          <w:rFonts w:eastAsia="Times New Roman"/>
+          <w:kern w:val="0"/>
+          <w:szCs w:val="28"/>
+          <w:lang w:eastAsia="ar-SA"/>
+        </w:rPr>
+        <w:t xml:space="preserve"> интернет-магазина, что ограничивает архитектурные решения и требует соблюдения совместимости с выбранной технологической платформой (Java, Spring Boot, </w:t>
+      </w:r>
+      <w:proofErr w:type="spellStart"/>
+      <w:r>
+        <w:rPr>
+          <w:rFonts w:eastAsia="Times New Roman"/>
+          <w:kern w:val="0"/>
+          <w:szCs w:val="28"/>
+          <w:lang w:eastAsia="ar-SA"/>
+        </w:rPr>
+        <w:t>PostgreSQL</w:t>
+      </w:r>
+      <w:proofErr w:type="spellEnd"/>
+      <w:r>
+        <w:rPr>
+          <w:rFonts w:eastAsia="Times New Roman"/>
+          <w:kern w:val="0"/>
+          <w:szCs w:val="28"/>
+          <w:lang w:eastAsia="ar-SA"/>
+        </w:rPr>
+        <w:t>)</w:t>
       </w:r>
       <w:r>
         <w:rPr>
@@ -19020,12 +19960,21 @@
           <w:lang w:eastAsia="ar-SA"/>
         </w:rPr>
       </w:pPr>
+      <w:proofErr w:type="spellStart"/>
       <w:r>
         <w:rPr>
           <w:color w:val="000000" w:themeColor="text1"/>
           <w:lang w:eastAsia="ar-SA"/>
         </w:rPr>
-        <w:t>Фаулер М. Архитектура корпоративных программных приложений. — М.: Вильямс, 2019.</w:t>
+        <w:t>Фаулер</w:t>
+      </w:r>
+      <w:proofErr w:type="spellEnd"/>
+      <w:r>
+        <w:rPr>
+          <w:color w:val="000000" w:themeColor="text1"/>
+          <w:lang w:eastAsia="ar-SA"/>
+        </w:rPr>
+        <w:t xml:space="preserve"> М. Архитектура корпоративных программных приложений. — М.: Вильямс, 2019.</w:t>
       </w:r>
     </w:p>
     <w:p>
@@ -19047,7 +19996,39 @@
           <w:color w:val="000000" w:themeColor="text1"/>
           <w:lang w:eastAsia="ar-SA"/>
         </w:rPr>
-        <w:t>Гамма Э., Хелм Р., Джонсон Р., Влиссидес Дж. Приёмы объектно-ориентированного проектирования. Паттерны проектирования. — СПб.: Питер, 2018.</w:t>
+        <w:t xml:space="preserve">Гамма Э., </w:t>
+      </w:r>
+      <w:proofErr w:type="spellStart"/>
+      <w:r>
+        <w:rPr>
+          <w:color w:val="000000" w:themeColor="text1"/>
+          <w:lang w:eastAsia="ar-SA"/>
+        </w:rPr>
+        <w:t>Хелм</w:t>
+      </w:r>
+      <w:proofErr w:type="spellEnd"/>
+      <w:r>
+        <w:rPr>
+          <w:color w:val="000000" w:themeColor="text1"/>
+          <w:lang w:eastAsia="ar-SA"/>
+        </w:rPr>
+        <w:t xml:space="preserve"> Р., Джонсон Р., </w:t>
+      </w:r>
+      <w:proofErr w:type="spellStart"/>
+      <w:r>
+        <w:rPr>
+          <w:color w:val="000000" w:themeColor="text1"/>
+          <w:lang w:eastAsia="ar-SA"/>
+        </w:rPr>
+        <w:t>Влиссидес</w:t>
+      </w:r>
+      <w:proofErr w:type="spellEnd"/>
+      <w:r>
+        <w:rPr>
+          <w:color w:val="000000" w:themeColor="text1"/>
+          <w:lang w:eastAsia="ar-SA"/>
+        </w:rPr>
+        <w:t xml:space="preserve"> Дж. Приёмы объектно-ориентированного проектирования. Паттерны проектирования. — СПб.: Питер, 2018.</w:t>
       </w:r>
     </w:p>
     <w:p>
@@ -19064,12 +20045,21 @@
           <w:lang w:eastAsia="ar-SA"/>
         </w:rPr>
       </w:pPr>
+      <w:proofErr w:type="spellStart"/>
       <w:r>
         <w:rPr>
           <w:color w:val="000000" w:themeColor="text1"/>
           <w:lang w:eastAsia="ar-SA"/>
         </w:rPr>
-        <w:t>Соммервилл И. Инженерия программного обеспечения. — М.: Вильямс, 2016.</w:t>
+        <w:t>Соммервилл</w:t>
+      </w:r>
+      <w:proofErr w:type="spellEnd"/>
+      <w:r>
+        <w:rPr>
+          <w:color w:val="000000" w:themeColor="text1"/>
+          <w:lang w:eastAsia="ar-SA"/>
+        </w:rPr>
+        <w:t xml:space="preserve"> И. Инженерия программного обеспечения. — М.: Вильямс, 2016.</w:t>
       </w:r>
     </w:p>
     <w:p>
@@ -19086,12 +20076,53 @@
           <w:lang w:eastAsia="ar-SA"/>
         </w:rPr>
       </w:pPr>
+      <w:proofErr w:type="spellStart"/>
       <w:r>
         <w:rPr>
           <w:color w:val="000000" w:themeColor="text1"/>
           <w:lang w:eastAsia="ar-SA"/>
         </w:rPr>
-        <w:t>Кормен Т., Лейзерсон Ч., Ривест Р., Штайн К. Алгоритмы. Построение и анализ. — М.: Вильямс.</w:t>
+        <w:t>Кормен</w:t>
+      </w:r>
+      <w:proofErr w:type="spellEnd"/>
+      <w:r>
+        <w:rPr>
+          <w:color w:val="000000" w:themeColor="text1"/>
+          <w:lang w:eastAsia="ar-SA"/>
+        </w:rPr>
+        <w:t xml:space="preserve"> Т., </w:t>
+      </w:r>
+      <w:proofErr w:type="spellStart"/>
+      <w:r>
+        <w:rPr>
+          <w:color w:val="000000" w:themeColor="text1"/>
+          <w:lang w:eastAsia="ar-SA"/>
+        </w:rPr>
+        <w:t>Лейзерсон</w:t>
+      </w:r>
+      <w:proofErr w:type="spellEnd"/>
+      <w:r>
+        <w:rPr>
+          <w:color w:val="000000" w:themeColor="text1"/>
+          <w:lang w:eastAsia="ar-SA"/>
+        </w:rPr>
+        <w:t xml:space="preserve"> Ч., </w:t>
+      </w:r>
+      <w:proofErr w:type="spellStart"/>
+      <w:r>
+        <w:rPr>
+          <w:color w:val="000000" w:themeColor="text1"/>
+          <w:lang w:eastAsia="ar-SA"/>
+        </w:rPr>
+        <w:t>Ривест</w:t>
+      </w:r>
+      <w:proofErr w:type="spellEnd"/>
+      <w:r>
+        <w:rPr>
+          <w:color w:val="000000" w:themeColor="text1"/>
+          <w:lang w:eastAsia="ar-SA"/>
+        </w:rPr>
+        <w:t xml:space="preserve"> Р., Штайн К. Алгоритмы. Построение и анализ. — М.: Вильямс.</w:t>
       </w:r>
     </w:p>
     <w:p>
@@ -19108,12 +20139,21 @@
           <w:lang w:eastAsia="ar-SA"/>
         </w:rPr>
       </w:pPr>
+      <w:proofErr w:type="spellStart"/>
       <w:r>
         <w:rPr>
           <w:color w:val="000000" w:themeColor="text1"/>
           <w:lang w:eastAsia="ar-SA"/>
         </w:rPr>
-        <w:t>Шилдт Г. Java. Полное руководство. — М.: Вильямс.</w:t>
+        <w:t>Шилдт</w:t>
+      </w:r>
+      <w:proofErr w:type="spellEnd"/>
+      <w:r>
+        <w:rPr>
+          <w:color w:val="000000" w:themeColor="text1"/>
+          <w:lang w:eastAsia="ar-SA"/>
+        </w:rPr>
+        <w:t xml:space="preserve"> Г. Java. Полное руководство. — М.: Вильямс.</w:t>
       </w:r>
     </w:p>
     <w:p>
@@ -19130,12 +20170,21 @@
           <w:lang w:eastAsia="ar-SA"/>
         </w:rPr>
       </w:pPr>
+      <w:proofErr w:type="spellStart"/>
       <w:r>
         <w:rPr>
           <w:color w:val="000000" w:themeColor="text1"/>
           <w:lang w:eastAsia="ar-SA"/>
         </w:rPr>
-        <w:t>PostgreSQL. Официальная документация [Электронный ресурс].</w:t>
+        <w:t>PostgreSQL</w:t>
+      </w:r>
+      <w:proofErr w:type="spellEnd"/>
+      <w:r>
+        <w:rPr>
+          <w:color w:val="000000" w:themeColor="text1"/>
+          <w:lang w:eastAsia="ar-SA"/>
+        </w:rPr>
+        <w:t>. Официальная документация [Электронный ресурс].</w:t>
       </w:r>
     </w:p>
     <w:p>

--- a/ОПИСАНИЕ ДИПЛОМА/ПЕРВАЯ ГЛАВА.docx
+++ b/ОПИСАНИЕ ДИПЛОМА/ПЕРВАЯ ГЛАВА.docx
@@ -1,6 +1,6 @@
 
 <file path=word/document.xml><?xml version="1.0" encoding="utf-8"?>
-<w:document xmlns:wpc="http://schemas.microsoft.com/office/word/2010/wordprocessingCanvas" xmlns:cx="http://schemas.microsoft.com/office/drawing/2014/chartex" xmlns:cx1="http://schemas.microsoft.com/office/drawing/2015/9/8/chartex" xmlns:cx2="http://schemas.microsoft.com/office/drawing/2015/10/21/chartex" xmlns:cx3="http://schemas.microsoft.com/office/drawing/2016/5/9/chartex" xmlns:cx4="http://schemas.microsoft.com/office/drawing/2016/5/10/chartex" xmlns:cx5="http://schemas.microsoft.com/office/drawing/2016/5/11/chartex" xmlns:cx6="http://schemas.microsoft.com/office/drawing/2016/5/12/chartex" xmlns:cx7="http://schemas.microsoft.com/office/drawing/2016/5/13/chartex" xmlns:cx8="http://schemas.microsoft.com/office/drawing/2016/5/14/chartex" xmlns:mc="http://schemas.openxmlformats.org/markup-compatibility/2006" xmlns:aink="http://schemas.microsoft.com/office/drawing/2016/ink" xmlns:am3d="http://schemas.microsoft.com/office/drawing/2017/model3d" xmlns:o="urn:schemas-microsoft-com:office:office" xmlns:r="http://schemas.openxmlformats.org/officeDocument/2006/relationships" xmlns:m="http://schemas.openxmlformats.org/officeDocument/2006/math" xmlns:v="urn:schemas-microsoft-com:vml" xmlns:wp14="http://schemas.microsoft.com/office/word/2010/wordprocessingDrawing" xmlns:wp="http://schemas.openxmlformats.org/drawingml/2006/wordprocessingDrawing" xmlns:w10="urn:schemas-microsoft-com:office:word" xmlns:w="http://schemas.openxmlformats.org/wordprocessingml/2006/main" xmlns:w14="http://schemas.microsoft.com/office/word/2010/wordml" xmlns:w15="http://schemas.microsoft.com/office/word/2012/wordml" xmlns:w16cex="http://schemas.microsoft.com/office/word/2018/wordml/cex" xmlns:w16cid="http://schemas.microsoft.com/office/word/2016/wordml/cid" xmlns:w16="http://schemas.microsoft.com/office/word/2018/wordml" xmlns:w16sdtdh="http://schemas.microsoft.com/office/word/2020/wordml/sdtdatahash" xmlns:w16se="http://schemas.microsoft.com/office/word/2015/wordml/symex" xmlns:wpg="http://schemas.microsoft.com/office/word/2010/wordprocessingGroup" xmlns:wpi="http://schemas.microsoft.com/office/word/2010/wordprocessingInk" xmlns:wne="http://schemas.microsoft.com/office/word/2006/wordml" xmlns:wps="http://schemas.microsoft.com/office/word/2010/wordprocessingShape" mc:Ignorable="w14 w15 w16se w16cid w16 w16cex w16sdtdh wp14">
+<w:document xmlns:wpc="http://schemas.microsoft.com/office/word/2010/wordprocessingCanvas" xmlns:cx="http://schemas.microsoft.com/office/drawing/2014/chartex" xmlns:cx1="http://schemas.microsoft.com/office/drawing/2015/9/8/chartex" xmlns:cx2="http://schemas.microsoft.com/office/drawing/2015/10/21/chartex" xmlns:cx3="http://schemas.microsoft.com/office/drawing/2016/5/9/chartex" xmlns:cx4="http://schemas.microsoft.com/office/drawing/2016/5/10/chartex" xmlns:cx5="http://schemas.microsoft.com/office/drawing/2016/5/11/chartex" xmlns:cx6="http://schemas.microsoft.com/office/drawing/2016/5/12/chartex" xmlns:cx7="http://schemas.microsoft.com/office/drawing/2016/5/13/chartex" xmlns:cx8="http://schemas.microsoft.com/office/drawing/2016/5/14/chartex" xmlns:mc="http://schemas.openxmlformats.org/markup-compatibility/2006" xmlns:aink="http://schemas.microsoft.com/office/drawing/2016/ink" xmlns:am3d="http://schemas.microsoft.com/office/drawing/2017/model3d" xmlns:o="urn:schemas-microsoft-com:office:office" xmlns:oel="http://schemas.microsoft.com/office/2019/extlst" xmlns:r="http://schemas.openxmlformats.org/officeDocument/2006/relationships" xmlns:m="http://schemas.openxmlformats.org/officeDocument/2006/math" xmlns:v="urn:schemas-microsoft-com:vml" xmlns:wp14="http://schemas.microsoft.com/office/word/2010/wordprocessingDrawing" xmlns:wp="http://schemas.openxmlformats.org/drawingml/2006/wordprocessingDrawing" xmlns:w10="urn:schemas-microsoft-com:office:word" xmlns:w="http://schemas.openxmlformats.org/wordprocessingml/2006/main" xmlns:w14="http://schemas.microsoft.com/office/word/2010/wordml" xmlns:w15="http://schemas.microsoft.com/office/word/2012/wordml" xmlns:w16cex="http://schemas.microsoft.com/office/word/2018/wordml/cex" xmlns:w16cid="http://schemas.microsoft.com/office/word/2016/wordml/cid" xmlns:w16="http://schemas.microsoft.com/office/word/2018/wordml" xmlns:w16du="http://schemas.microsoft.com/office/word/2023/wordml/word16du" xmlns:w16sdtdh="http://schemas.microsoft.com/office/word/2020/wordml/sdtdatahash" xmlns:w16sdtfl="http://schemas.microsoft.com/office/word/2024/wordml/sdtformatlock" xmlns:w16se="http://schemas.microsoft.com/office/word/2015/wordml/symex" xmlns:wpg="http://schemas.microsoft.com/office/word/2010/wordprocessingGroup" xmlns:wpi="http://schemas.microsoft.com/office/word/2010/wordprocessingInk" xmlns:wne="http://schemas.microsoft.com/office/word/2006/wordml" xmlns:wps="http://schemas.microsoft.com/office/word/2010/wordprocessingShape" mc:Ignorable="w14 w15 w16se w16cid w16 w16cex w16sdtdh w16sdtfl w16du wp14">
   <w:body>
     <w:p>
       <w:pPr>
@@ -338,7 +338,21 @@
         <w:rPr>
           <w:sz w:val="22"/>
         </w:rPr>
-        <w:t xml:space="preserve">                                 (ФИО)</w:t>
+        <w:t xml:space="preserve">                              </w:t>
+      </w:r>
+      <w:proofErr w:type="gramStart"/>
+      <w:r>
+        <w:rPr>
+          <w:sz w:val="22"/>
+        </w:rPr>
+        <w:t xml:space="preserve">   (</w:t>
+      </w:r>
+      <w:proofErr w:type="gramEnd"/>
+      <w:r>
+        <w:rPr>
+          <w:sz w:val="22"/>
+        </w:rPr>
+        <w:t>ФИО)</w:t>
       </w:r>
     </w:p>
     <w:p>
@@ -1779,7 +1793,7 @@
                 <w:noProof/>
                 <w:webHidden/>
               </w:rPr>
-              <w:t>9</w:t>
+              <w:t>10</w:t>
             </w:r>
             <w:r>
               <w:rPr>
@@ -1963,7 +1977,7 @@
                 <w:noProof/>
                 <w:webHidden/>
               </w:rPr>
-              <w:t>14</w:t>
+              <w:t>15</w:t>
             </w:r>
             <w:r>
               <w:rPr>
@@ -2055,7 +2069,7 @@
                 <w:noProof/>
                 <w:webHidden/>
               </w:rPr>
-              <w:t>14</w:t>
+              <w:t>15</w:t>
             </w:r>
             <w:r>
               <w:rPr>
@@ -2147,7 +2161,7 @@
                 <w:noProof/>
                 <w:webHidden/>
               </w:rPr>
-              <w:t>16</w:t>
+              <w:t>17</w:t>
             </w:r>
             <w:r>
               <w:rPr>
@@ -2239,7 +2253,7 @@
                 <w:noProof/>
                 <w:webHidden/>
               </w:rPr>
-              <w:t>19</w:t>
+              <w:t>20</w:t>
             </w:r>
             <w:r>
               <w:rPr>
@@ -2331,7 +2345,7 @@
                 <w:noProof/>
                 <w:webHidden/>
               </w:rPr>
-              <w:t>21</w:t>
+              <w:t>24</w:t>
             </w:r>
             <w:r>
               <w:rPr>
@@ -2430,7 +2444,7 @@
                 <w:noProof/>
                 <w:webHidden/>
               </w:rPr>
-              <w:t>24</w:t>
+              <w:t>27</w:t>
             </w:r>
             <w:r>
               <w:rPr>
@@ -2522,7 +2536,7 @@
                 <w:noProof/>
                 <w:webHidden/>
               </w:rPr>
-              <w:t>24</w:t>
+              <w:t>27</w:t>
             </w:r>
             <w:r>
               <w:rPr>
@@ -2614,7 +2628,7 @@
                 <w:noProof/>
                 <w:webHidden/>
               </w:rPr>
-              <w:t>25</w:t>
+              <w:t>28</w:t>
             </w:r>
             <w:r>
               <w:rPr>
@@ -2706,7 +2720,7 @@
                 <w:noProof/>
                 <w:webHidden/>
               </w:rPr>
-              <w:t>26</w:t>
+              <w:t>29</w:t>
             </w:r>
             <w:r>
               <w:rPr>
@@ -2783,7 +2797,7 @@
                 <w:noProof/>
                 <w:webHidden/>
               </w:rPr>
-              <w:t>29</w:t>
+              <w:t>32</w:t>
             </w:r>
             <w:r>
               <w:rPr>
@@ -2852,7 +2866,7 @@
                 <w:noProof/>
                 <w:webHidden/>
               </w:rPr>
-              <w:t>30</w:t>
+              <w:t>33</w:t>
             </w:r>
             <w:r>
               <w:rPr>
@@ -3674,15 +3688,7 @@
         </w:rPr>
       </w:pPr>
       <w:r>
-        <w:t xml:space="preserve">Следует отметить, что в реальных системах количество этапов обработки может быть существенно больше и включать взаимодействие с кэш-системами, очередями сообщений, внешними API, </w:t>
-      </w:r>
-      <w:proofErr w:type="spellStart"/>
-      <w:r>
-        <w:t>микросервисами</w:t>
-      </w:r>
-      <w:proofErr w:type="spellEnd"/>
-      <w:r>
-        <w:t xml:space="preserve"> и иными инфраструктурными компонентами. Однако для анализа логики профилирования в рамках данной работы используется обобщённая модель этапов обработки пользовательского события.</w:t>
+        <w:t>Следует отметить, что в реальных системах количество этапов обработки может быть существенно больше и включать взаимодействие с кэш-системами, очередями сообщений, внешними API, микросервисами и иными инфраструктурными компонентами. Однако для анализа логики профилирования в рамках данной работы используется обобщённая модель этапов обработки пользовательского события.</w:t>
       </w:r>
     </w:p>
     <w:p>
@@ -3820,15 +3826,7 @@
       </w:r>
       <w:r>
         <w:lastRenderedPageBreak/>
-        <w:t xml:space="preserve">Выходами являются ответ пользователю, </w:t>
-      </w:r>
-      <w:proofErr w:type="spellStart"/>
-      <w:r>
-        <w:t>логи</w:t>
-      </w:r>
-      <w:proofErr w:type="spellEnd"/>
-      <w:r>
-        <w:t xml:space="preserve"> выполнения и метрики производительности.</w:t>
+        <w:t>Выходами являются ответ пользователю, логи выполнения и метрики производительности.</w:t>
       </w:r>
     </w:p>
     <w:p>
@@ -4994,25 +4992,14 @@
           <w:lang w:eastAsia="ar-SA"/>
         </w:rPr>
       </w:pPr>
-      <w:proofErr w:type="spellStart"/>
-      <w:r>
-        <w:rPr>
-          <w:rFonts w:eastAsia="Times New Roman"/>
-          <w:kern w:val="0"/>
-          <w:szCs w:val="28"/>
-          <w:lang w:eastAsia="ar-SA"/>
-        </w:rPr>
-        <w:t>Jaeger</w:t>
-      </w:r>
-      <w:proofErr w:type="spellEnd"/>
-      <w:r>
-        <w:rPr>
-          <w:rFonts w:eastAsia="Times New Roman"/>
-          <w:kern w:val="0"/>
-          <w:szCs w:val="28"/>
-          <w:lang w:eastAsia="ar-SA"/>
-        </w:rPr>
-        <w:t xml:space="preserve"> — это инструмент распределённой трассировки, предназначенный для анализа взаимодействия сервисов в распределённых архитектурах.</w:t>
+      <w:r>
+        <w:rPr>
+          <w:rFonts w:eastAsia="Times New Roman"/>
+          <w:kern w:val="0"/>
+          <w:szCs w:val="28"/>
+          <w:lang w:eastAsia="ar-SA"/>
+        </w:rPr>
+        <w:t>Jaeger — это инструмент распределённой трассировки, предназначенный для анализа взаимодействия сервисов в распределённых архитектурах.</w:t>
       </w:r>
     </w:p>
     <w:p>
@@ -5295,27 +5282,7 @@
           <w:szCs w:val="28"/>
           <w:lang w:eastAsia="ar-SA"/>
         </w:rPr>
-        <w:t xml:space="preserve">Поддержка </w:t>
-      </w:r>
-      <w:proofErr w:type="spellStart"/>
-      <w:r>
-        <w:rPr>
-          <w:rFonts w:eastAsia="Times New Roman"/>
-          <w:kern w:val="0"/>
-          <w:szCs w:val="28"/>
-          <w:lang w:eastAsia="ar-SA"/>
-        </w:rPr>
-        <w:t>микросервисных</w:t>
-      </w:r>
-      <w:proofErr w:type="spellEnd"/>
-      <w:r>
-        <w:rPr>
-          <w:rFonts w:eastAsia="Times New Roman"/>
-          <w:kern w:val="0"/>
-          <w:szCs w:val="28"/>
-          <w:lang w:eastAsia="ar-SA"/>
-        </w:rPr>
-        <w:t xml:space="preserve"> архитектур.</w:t>
+        <w:t>Поддержка микросервисных архитектур.</w:t>
       </w:r>
     </w:p>
     <w:p>
@@ -5913,27 +5880,7 @@
           <w:szCs w:val="28"/>
           <w:lang w:eastAsia="ar-SA"/>
         </w:rPr>
-        <w:t>Несмотря на возможность формирования пользовательских (</w:t>
-      </w:r>
-      <w:proofErr w:type="spellStart"/>
-      <w:r>
-        <w:rPr>
-          <w:rFonts w:eastAsia="Times New Roman"/>
-          <w:kern w:val="0"/>
-          <w:szCs w:val="28"/>
-          <w:lang w:eastAsia="ar-SA"/>
-        </w:rPr>
-        <w:t>кастомных</w:t>
-      </w:r>
-      <w:proofErr w:type="spellEnd"/>
-      <w:r>
-        <w:rPr>
-          <w:rFonts w:eastAsia="Times New Roman"/>
-          <w:kern w:val="0"/>
-          <w:szCs w:val="28"/>
-          <w:lang w:eastAsia="ar-SA"/>
-        </w:rPr>
-        <w:t xml:space="preserve">) метрик в таких системах, как </w:t>
+        <w:t xml:space="preserve">Несмотря на возможность формирования пользовательских (кастомных) метрик в таких системах, как </w:t>
       </w:r>
       <w:proofErr w:type="spellStart"/>
       <w:r>
@@ -7440,7 +7387,6 @@
                 <w:lang w:eastAsia="ar-SA"/>
               </w:rPr>
             </w:pPr>
-            <w:proofErr w:type="spellStart"/>
             <w:r>
               <w:rPr>
                 <w:rFonts w:ascii="Times New Roman" w:eastAsia="Times New Roman" w:hAnsi="Times New Roman"/>
@@ -7450,7 +7396,6 @@
               </w:rPr>
               <w:t>Jaeger</w:t>
             </w:r>
-            <w:proofErr w:type="spellEnd"/>
           </w:p>
         </w:tc>
         <w:tc>
@@ -10643,14 +10588,12 @@
         </w:rPr>
         <w:t xml:space="preserve"> и </w:t>
       </w:r>
-      <w:proofErr w:type="gramStart"/>
       <w:r>
         <w:rPr>
           <w:lang w:eastAsia="ar-SA"/>
         </w:rPr>
         <w:t>пользовательское событие</w:t>
       </w:r>
-      <w:proofErr w:type="gramEnd"/>
       <w:r>
         <w:rPr>
           <w:lang w:eastAsia="ar-SA"/>
@@ -15226,27 +15169,7 @@
           <w:szCs w:val="28"/>
           <w:lang w:eastAsia="ar-SA"/>
         </w:rPr>
-        <w:t xml:space="preserve"> визуализации данных: Chart.js для построения графиков и </w:t>
-      </w:r>
-      <w:proofErr w:type="spellStart"/>
-      <w:r>
-        <w:rPr>
-          <w:rFonts w:eastAsia="Times New Roman"/>
-          <w:kern w:val="0"/>
-          <w:szCs w:val="28"/>
-          <w:lang w:eastAsia="ar-SA"/>
-        </w:rPr>
-        <w:t>дашбордов</w:t>
-      </w:r>
-      <w:proofErr w:type="spellEnd"/>
-      <w:r>
-        <w:rPr>
-          <w:rFonts w:eastAsia="Times New Roman"/>
-          <w:kern w:val="0"/>
-          <w:szCs w:val="28"/>
-          <w:lang w:eastAsia="ar-SA"/>
-        </w:rPr>
-        <w:t xml:space="preserve"> аналитики.</w:t>
+        <w:t xml:space="preserve"> визуализации данных: Chart.js для построения графиков и дашбордов аналитики.</w:t>
       </w:r>
     </w:p>
     <w:p>
@@ -15380,27 +15303,7 @@
           <w:szCs w:val="28"/>
           <w:lang w:eastAsia="ar-SA"/>
         </w:rPr>
-        <w:t xml:space="preserve">Отображение аналитического </w:t>
-      </w:r>
-      <w:proofErr w:type="spellStart"/>
-      <w:r>
-        <w:rPr>
-          <w:rFonts w:eastAsia="Times New Roman"/>
-          <w:kern w:val="0"/>
-          <w:szCs w:val="28"/>
-          <w:lang w:eastAsia="ar-SA"/>
-        </w:rPr>
-        <w:t>дашборда</w:t>
-      </w:r>
-      <w:proofErr w:type="spellEnd"/>
-      <w:r>
-        <w:rPr>
-          <w:rFonts w:eastAsia="Times New Roman"/>
-          <w:kern w:val="0"/>
-          <w:szCs w:val="28"/>
-          <w:lang w:eastAsia="ar-SA"/>
-        </w:rPr>
-        <w:t xml:space="preserve"> должно выполняться не более чем за 3 секунды при стандартной нагрузке.</w:t>
+        <w:t>Отображение аналитического дашборда должно выполняться не более чем за 3 секунды при стандартной нагрузке.</w:t>
       </w:r>
     </w:p>
     <w:p>
@@ -16343,27 +16246,7 @@
           <w:szCs w:val="28"/>
           <w:lang w:eastAsia="ar-SA"/>
         </w:rPr>
-        <w:t xml:space="preserve">Подготовка краткой инструкции по использованию </w:t>
-      </w:r>
-      <w:proofErr w:type="spellStart"/>
-      <w:r>
-        <w:rPr>
-          <w:rFonts w:eastAsia="Times New Roman"/>
-          <w:kern w:val="0"/>
-          <w:szCs w:val="28"/>
-          <w:lang w:eastAsia="ar-SA"/>
-        </w:rPr>
-        <w:t>дашборда</w:t>
-      </w:r>
-      <w:proofErr w:type="spellEnd"/>
-      <w:r>
-        <w:rPr>
-          <w:rFonts w:eastAsia="Times New Roman"/>
-          <w:kern w:val="0"/>
-          <w:szCs w:val="28"/>
-          <w:lang w:eastAsia="ar-SA"/>
-        </w:rPr>
-        <w:t xml:space="preserve"> аналитики и интерпретации получаемых метрик.</w:t>
+        <w:t>Подготовка краткой инструкции по использованию дашборда аналитики и интерпретации получаемых метрик.</w:t>
       </w:r>
     </w:p>
     <w:p>
@@ -18652,25 +18535,7 @@
                 <w:sz w:val="24"/>
                 <w:szCs w:val="24"/>
               </w:rPr>
-              <w:t>Реализация визуализации метрик и отчётных представлений (</w:t>
-            </w:r>
-            <w:proofErr w:type="spellStart"/>
-            <w:r>
-              <w:rPr>
-                <w:rFonts w:ascii="Times New Roman" w:hAnsi="Times New Roman"/>
-                <w:sz w:val="24"/>
-                <w:szCs w:val="24"/>
-              </w:rPr>
-              <w:t>дашборды</w:t>
-            </w:r>
-            <w:proofErr w:type="spellEnd"/>
-            <w:r>
-              <w:rPr>
-                <w:rFonts w:ascii="Times New Roman" w:hAnsi="Times New Roman"/>
-                <w:sz w:val="24"/>
-                <w:szCs w:val="24"/>
-              </w:rPr>
-              <w:t>, графики)</w:t>
+              <w:t>Реализация визуализации метрик и отчётных представлений (дашборды, графики)</w:t>
             </w:r>
           </w:p>
         </w:tc>
@@ -19960,21 +19825,12 @@
           <w:lang w:eastAsia="ar-SA"/>
         </w:rPr>
       </w:pPr>
-      <w:proofErr w:type="spellStart"/>
       <w:r>
         <w:rPr>
           <w:color w:val="000000" w:themeColor="text1"/>
           <w:lang w:eastAsia="ar-SA"/>
         </w:rPr>
-        <w:t>Фаулер</w:t>
-      </w:r>
-      <w:proofErr w:type="spellEnd"/>
-      <w:r>
-        <w:rPr>
-          <w:color w:val="000000" w:themeColor="text1"/>
-          <w:lang w:eastAsia="ar-SA"/>
-        </w:rPr>
-        <w:t xml:space="preserve"> М. Архитектура корпоративных программных приложений. — М.: Вильямс, 2019.</w:t>
+        <w:t>Фаулер М. Архитектура корпоративных программных приложений. — М.: Вильямс, 2019.</w:t>
       </w:r>
     </w:p>
     <w:p>
@@ -19996,23 +19852,7 @@
           <w:color w:val="000000" w:themeColor="text1"/>
           <w:lang w:eastAsia="ar-SA"/>
         </w:rPr>
-        <w:t xml:space="preserve">Гамма Э., </w:t>
-      </w:r>
-      <w:proofErr w:type="spellStart"/>
-      <w:r>
-        <w:rPr>
-          <w:color w:val="000000" w:themeColor="text1"/>
-          <w:lang w:eastAsia="ar-SA"/>
-        </w:rPr>
-        <w:t>Хелм</w:t>
-      </w:r>
-      <w:proofErr w:type="spellEnd"/>
-      <w:r>
-        <w:rPr>
-          <w:color w:val="000000" w:themeColor="text1"/>
-          <w:lang w:eastAsia="ar-SA"/>
-        </w:rPr>
-        <w:t xml:space="preserve"> Р., Джонсон Р., </w:t>
+        <w:t xml:space="preserve">Гамма Э., Хелм Р., Джонсон Р., </w:t>
       </w:r>
       <w:proofErr w:type="spellStart"/>
       <w:r>
@@ -20242,7 +20082,7 @@
 </file>
 
 <file path=word/endnotes.xml><?xml version="1.0" encoding="utf-8"?>
-<w:endnotes xmlns:wpc="http://schemas.microsoft.com/office/word/2010/wordprocessingCanvas" xmlns:cx="http://schemas.microsoft.com/office/drawing/2014/chartex" xmlns:cx1="http://schemas.microsoft.com/office/drawing/2015/9/8/chartex" xmlns:cx2="http://schemas.microsoft.com/office/drawing/2015/10/21/chartex" xmlns:cx3="http://schemas.microsoft.com/office/drawing/2016/5/9/chartex" xmlns:cx4="http://schemas.microsoft.com/office/drawing/2016/5/10/chartex" xmlns:cx5="http://schemas.microsoft.com/office/drawing/2016/5/11/chartex" xmlns:cx6="http://schemas.microsoft.com/office/drawing/2016/5/12/chartex" xmlns:cx7="http://schemas.microsoft.com/office/drawing/2016/5/13/chartex" xmlns:cx8="http://schemas.microsoft.com/office/drawing/2016/5/14/chartex" xmlns:mc="http://schemas.openxmlformats.org/markup-compatibility/2006" xmlns:aink="http://schemas.microsoft.com/office/drawing/2016/ink" xmlns:am3d="http://schemas.microsoft.com/office/drawing/2017/model3d" xmlns:o="urn:schemas-microsoft-com:office:office" xmlns:r="http://schemas.openxmlformats.org/officeDocument/2006/relationships" xmlns:m="http://schemas.openxmlformats.org/officeDocument/2006/math" xmlns:v="urn:schemas-microsoft-com:vml" xmlns:wp14="http://schemas.microsoft.com/office/word/2010/wordprocessingDrawing" xmlns:wp="http://schemas.openxmlformats.org/drawingml/2006/wordprocessingDrawing" xmlns:w10="urn:schemas-microsoft-com:office:word" xmlns:w="http://schemas.openxmlformats.org/wordprocessingml/2006/main" xmlns:w14="http://schemas.microsoft.com/office/word/2010/wordml" xmlns:w15="http://schemas.microsoft.com/office/word/2012/wordml" xmlns:w16cex="http://schemas.microsoft.com/office/word/2018/wordml/cex" xmlns:w16cid="http://schemas.microsoft.com/office/word/2016/wordml/cid" xmlns:w16="http://schemas.microsoft.com/office/word/2018/wordml" xmlns:w16sdtdh="http://schemas.microsoft.com/office/word/2020/wordml/sdtdatahash" xmlns:w16se="http://schemas.microsoft.com/office/word/2015/wordml/symex" xmlns:wpg="http://schemas.microsoft.com/office/word/2010/wordprocessingGroup" xmlns:wpi="http://schemas.microsoft.com/office/word/2010/wordprocessingInk" xmlns:wne="http://schemas.microsoft.com/office/word/2006/wordml" xmlns:wps="http://schemas.microsoft.com/office/word/2010/wordprocessingShape" mc:Ignorable="w14 w15 w16se w16cid w16 w16cex w16sdtdh wp14">
+<w:endnotes xmlns:wpc="http://schemas.microsoft.com/office/word/2010/wordprocessingCanvas" xmlns:cx="http://schemas.microsoft.com/office/drawing/2014/chartex" xmlns:cx1="http://schemas.microsoft.com/office/drawing/2015/9/8/chartex" xmlns:cx2="http://schemas.microsoft.com/office/drawing/2015/10/21/chartex" xmlns:cx3="http://schemas.microsoft.com/office/drawing/2016/5/9/chartex" xmlns:cx4="http://schemas.microsoft.com/office/drawing/2016/5/10/chartex" xmlns:cx5="http://schemas.microsoft.com/office/drawing/2016/5/11/chartex" xmlns:cx6="http://schemas.microsoft.com/office/drawing/2016/5/12/chartex" xmlns:cx7="http://schemas.microsoft.com/office/drawing/2016/5/13/chartex" xmlns:cx8="http://schemas.microsoft.com/office/drawing/2016/5/14/chartex" xmlns:mc="http://schemas.openxmlformats.org/markup-compatibility/2006" xmlns:aink="http://schemas.microsoft.com/office/drawing/2016/ink" xmlns:am3d="http://schemas.microsoft.com/office/drawing/2017/model3d" xmlns:o="urn:schemas-microsoft-com:office:office" xmlns:oel="http://schemas.microsoft.com/office/2019/extlst" xmlns:r="http://schemas.openxmlformats.org/officeDocument/2006/relationships" xmlns:m="http://schemas.openxmlformats.org/officeDocument/2006/math" xmlns:v="urn:schemas-microsoft-com:vml" xmlns:wp14="http://schemas.microsoft.com/office/word/2010/wordprocessingDrawing" xmlns:wp="http://schemas.openxmlformats.org/drawingml/2006/wordprocessingDrawing" xmlns:w10="urn:schemas-microsoft-com:office:word" xmlns:w="http://schemas.openxmlformats.org/wordprocessingml/2006/main" xmlns:w14="http://schemas.microsoft.com/office/word/2010/wordml" xmlns:w15="http://schemas.microsoft.com/office/word/2012/wordml" xmlns:w16cex="http://schemas.microsoft.com/office/word/2018/wordml/cex" xmlns:w16cid="http://schemas.microsoft.com/office/word/2016/wordml/cid" xmlns:w16="http://schemas.microsoft.com/office/word/2018/wordml" xmlns:w16du="http://schemas.microsoft.com/office/word/2023/wordml/word16du" xmlns:w16sdtdh="http://schemas.microsoft.com/office/word/2020/wordml/sdtdatahash" xmlns:w16sdtfl="http://schemas.microsoft.com/office/word/2024/wordml/sdtformatlock" xmlns:w16se="http://schemas.microsoft.com/office/word/2015/wordml/symex" xmlns:wpg="http://schemas.microsoft.com/office/word/2010/wordprocessingGroup" xmlns:wpi="http://schemas.microsoft.com/office/word/2010/wordprocessingInk" xmlns:wne="http://schemas.microsoft.com/office/word/2006/wordml" xmlns:wps="http://schemas.microsoft.com/office/word/2010/wordprocessingShape" mc:Ignorable="w14 w15 w16se w16cid w16 w16cex w16sdtdh w16sdtfl w16du wp14">
   <w:endnote w:type="separator" w:id="-1">
     <w:p>
       <w:pPr>
@@ -20267,7 +20107,7 @@
 </file>
 
 <file path=word/footnotes.xml><?xml version="1.0" encoding="utf-8"?>
-<w:footnotes xmlns:wpc="http://schemas.microsoft.com/office/word/2010/wordprocessingCanvas" xmlns:cx="http://schemas.microsoft.com/office/drawing/2014/chartex" xmlns:cx1="http://schemas.microsoft.com/office/drawing/2015/9/8/chartex" xmlns:cx2="http://schemas.microsoft.com/office/drawing/2015/10/21/chartex" xmlns:cx3="http://schemas.microsoft.com/office/drawing/2016/5/9/chartex" xmlns:cx4="http://schemas.microsoft.com/office/drawing/2016/5/10/chartex" xmlns:cx5="http://schemas.microsoft.com/office/drawing/2016/5/11/chartex" xmlns:cx6="http://schemas.microsoft.com/office/drawing/2016/5/12/chartex" xmlns:cx7="http://schemas.microsoft.com/office/drawing/2016/5/13/chartex" xmlns:cx8="http://schemas.microsoft.com/office/drawing/2016/5/14/chartex" xmlns:mc="http://schemas.openxmlformats.org/markup-compatibility/2006" xmlns:aink="http://schemas.microsoft.com/office/drawing/2016/ink" xmlns:am3d="http://schemas.microsoft.com/office/drawing/2017/model3d" xmlns:o="urn:schemas-microsoft-com:office:office" xmlns:r="http://schemas.openxmlformats.org/officeDocument/2006/relationships" xmlns:m="http://schemas.openxmlformats.org/officeDocument/2006/math" xmlns:v="urn:schemas-microsoft-com:vml" xmlns:wp14="http://schemas.microsoft.com/office/word/2010/wordprocessingDrawing" xmlns:wp="http://schemas.openxmlformats.org/drawingml/2006/wordprocessingDrawing" xmlns:w10="urn:schemas-microsoft-com:office:word" xmlns:w="http://schemas.openxmlformats.org/wordprocessingml/2006/main" xmlns:w14="http://schemas.microsoft.com/office/word/2010/wordml" xmlns:w15="http://schemas.microsoft.com/office/word/2012/wordml" xmlns:w16cex="http://schemas.microsoft.com/office/word/2018/wordml/cex" xmlns:w16cid="http://schemas.microsoft.com/office/word/2016/wordml/cid" xmlns:w16="http://schemas.microsoft.com/office/word/2018/wordml" xmlns:w16sdtdh="http://schemas.microsoft.com/office/word/2020/wordml/sdtdatahash" xmlns:w16se="http://schemas.microsoft.com/office/word/2015/wordml/symex" xmlns:wpg="http://schemas.microsoft.com/office/word/2010/wordprocessingGroup" xmlns:wpi="http://schemas.microsoft.com/office/word/2010/wordprocessingInk" xmlns:wne="http://schemas.microsoft.com/office/word/2006/wordml" xmlns:wps="http://schemas.microsoft.com/office/word/2010/wordprocessingShape" mc:Ignorable="w14 w15 w16se w16cid w16 w16cex w16sdtdh wp14">
+<w:footnotes xmlns:wpc="http://schemas.microsoft.com/office/word/2010/wordprocessingCanvas" xmlns:cx="http://schemas.microsoft.com/office/drawing/2014/chartex" xmlns:cx1="http://schemas.microsoft.com/office/drawing/2015/9/8/chartex" xmlns:cx2="http://schemas.microsoft.com/office/drawing/2015/10/21/chartex" xmlns:cx3="http://schemas.microsoft.com/office/drawing/2016/5/9/chartex" xmlns:cx4="http://schemas.microsoft.com/office/drawing/2016/5/10/chartex" xmlns:cx5="http://schemas.microsoft.com/office/drawing/2016/5/11/chartex" xmlns:cx6="http://schemas.microsoft.com/office/drawing/2016/5/12/chartex" xmlns:cx7="http://schemas.microsoft.com/office/drawing/2016/5/13/chartex" xmlns:cx8="http://schemas.microsoft.com/office/drawing/2016/5/14/chartex" xmlns:mc="http://schemas.openxmlformats.org/markup-compatibility/2006" xmlns:aink="http://schemas.microsoft.com/office/drawing/2016/ink" xmlns:am3d="http://schemas.microsoft.com/office/drawing/2017/model3d" xmlns:o="urn:schemas-microsoft-com:office:office" xmlns:oel="http://schemas.microsoft.com/office/2019/extlst" xmlns:r="http://schemas.openxmlformats.org/officeDocument/2006/relationships" xmlns:m="http://schemas.openxmlformats.org/officeDocument/2006/math" xmlns:v="urn:schemas-microsoft-com:vml" xmlns:wp14="http://schemas.microsoft.com/office/word/2010/wordprocessingDrawing" xmlns:wp="http://schemas.openxmlformats.org/drawingml/2006/wordprocessingDrawing" xmlns:w10="urn:schemas-microsoft-com:office:word" xmlns:w="http://schemas.openxmlformats.org/wordprocessingml/2006/main" xmlns:w14="http://schemas.microsoft.com/office/word/2010/wordml" xmlns:w15="http://schemas.microsoft.com/office/word/2012/wordml" xmlns:w16cex="http://schemas.microsoft.com/office/word/2018/wordml/cex" xmlns:w16cid="http://schemas.microsoft.com/office/word/2016/wordml/cid" xmlns:w16="http://schemas.microsoft.com/office/word/2018/wordml" xmlns:w16du="http://schemas.microsoft.com/office/word/2023/wordml/word16du" xmlns:w16sdtdh="http://schemas.microsoft.com/office/word/2020/wordml/sdtdatahash" xmlns:w16sdtfl="http://schemas.microsoft.com/office/word/2024/wordml/sdtformatlock" xmlns:w16se="http://schemas.microsoft.com/office/word/2015/wordml/symex" xmlns:wpg="http://schemas.microsoft.com/office/word/2010/wordprocessingGroup" xmlns:wpi="http://schemas.microsoft.com/office/word/2010/wordprocessingInk" xmlns:wne="http://schemas.microsoft.com/office/word/2006/wordml" xmlns:wps="http://schemas.microsoft.com/office/word/2010/wordprocessingShape" mc:Ignorable="w14 w15 w16se w16cid w16 w16cex w16sdtdh w16sdtfl w16du wp14">
   <w:footnote w:type="separator" w:id="-1">
     <w:p>
       <w:pPr>
@@ -20292,7 +20132,7 @@
 </file>
 
 <file path=word/numbering.xml><?xml version="1.0" encoding="utf-8"?>
-<w:numbering xmlns:wpc="http://schemas.microsoft.com/office/word/2010/wordprocessingCanvas" xmlns:cx="http://schemas.microsoft.com/office/drawing/2014/chartex" xmlns:cx1="http://schemas.microsoft.com/office/drawing/2015/9/8/chartex" xmlns:cx2="http://schemas.microsoft.com/office/drawing/2015/10/21/chartex" xmlns:cx3="http://schemas.microsoft.com/office/drawing/2016/5/9/chartex" xmlns:cx4="http://schemas.microsoft.com/office/drawing/2016/5/10/chartex" xmlns:cx5="http://schemas.microsoft.com/office/drawing/2016/5/11/chartex" xmlns:cx6="http://schemas.microsoft.com/office/drawing/2016/5/12/chartex" xmlns:cx7="http://schemas.microsoft.com/office/drawing/2016/5/13/chartex" xmlns:cx8="http://schemas.microsoft.com/office/drawing/2016/5/14/chartex" xmlns:mc="http://schemas.openxmlformats.org/markup-compatibility/2006" xmlns:aink="http://schemas.microsoft.com/office/drawing/2016/ink" xmlns:am3d="http://schemas.microsoft.com/office/drawing/2017/model3d" xmlns:o="urn:schemas-microsoft-com:office:office" xmlns:r="http://schemas.openxmlformats.org/officeDocument/2006/relationships" xmlns:m="http://schemas.openxmlformats.org/officeDocument/2006/math" xmlns:v="urn:schemas-microsoft-com:vml" xmlns:wp14="http://schemas.microsoft.com/office/word/2010/wordprocessingDrawing" xmlns:wp="http://schemas.openxmlformats.org/drawingml/2006/wordprocessingDrawing" xmlns:w10="urn:schemas-microsoft-com:office:word" xmlns:w="http://schemas.openxmlformats.org/wordprocessingml/2006/main" xmlns:w14="http://schemas.microsoft.com/office/word/2010/wordml" xmlns:w15="http://schemas.microsoft.com/office/word/2012/wordml" xmlns:w16cex="http://schemas.microsoft.com/office/word/2018/wordml/cex" xmlns:w16cid="http://schemas.microsoft.com/office/word/2016/wordml/cid" xmlns:w16="http://schemas.microsoft.com/office/word/2018/wordml" xmlns:w16sdtdh="http://schemas.microsoft.com/office/word/2020/wordml/sdtdatahash" xmlns:w16se="http://schemas.microsoft.com/office/word/2015/wordml/symex" xmlns:wpg="http://schemas.microsoft.com/office/word/2010/wordprocessingGroup" xmlns:wpi="http://schemas.microsoft.com/office/word/2010/wordprocessingInk" xmlns:wne="http://schemas.microsoft.com/office/word/2006/wordml" xmlns:wps="http://schemas.microsoft.com/office/word/2010/wordprocessingShape" mc:Ignorable="w14 w15 w16se w16cid w16 w16cex w16sdtdh wp14">
+<w:numbering xmlns:wpc="http://schemas.microsoft.com/office/word/2010/wordprocessingCanvas" xmlns:cx="http://schemas.microsoft.com/office/drawing/2014/chartex" xmlns:cx1="http://schemas.microsoft.com/office/drawing/2015/9/8/chartex" xmlns:cx2="http://schemas.microsoft.com/office/drawing/2015/10/21/chartex" xmlns:cx3="http://schemas.microsoft.com/office/drawing/2016/5/9/chartex" xmlns:cx4="http://schemas.microsoft.com/office/drawing/2016/5/10/chartex" xmlns:cx5="http://schemas.microsoft.com/office/drawing/2016/5/11/chartex" xmlns:cx6="http://schemas.microsoft.com/office/drawing/2016/5/12/chartex" xmlns:cx7="http://schemas.microsoft.com/office/drawing/2016/5/13/chartex" xmlns:cx8="http://schemas.microsoft.com/office/drawing/2016/5/14/chartex" xmlns:mc="http://schemas.openxmlformats.org/markup-compatibility/2006" xmlns:aink="http://schemas.microsoft.com/office/drawing/2016/ink" xmlns:am3d="http://schemas.microsoft.com/office/drawing/2017/model3d" xmlns:o="urn:schemas-microsoft-com:office:office" xmlns:oel="http://schemas.microsoft.com/office/2019/extlst" xmlns:r="http://schemas.openxmlformats.org/officeDocument/2006/relationships" xmlns:m="http://schemas.openxmlformats.org/officeDocument/2006/math" xmlns:v="urn:schemas-microsoft-com:vml" xmlns:wp14="http://schemas.microsoft.com/office/word/2010/wordprocessingDrawing" xmlns:wp="http://schemas.openxmlformats.org/drawingml/2006/wordprocessingDrawing" xmlns:w10="urn:schemas-microsoft-com:office:word" xmlns:w="http://schemas.openxmlformats.org/wordprocessingml/2006/main" xmlns:w14="http://schemas.microsoft.com/office/word/2010/wordml" xmlns:w15="http://schemas.microsoft.com/office/word/2012/wordml" xmlns:w16cex="http://schemas.microsoft.com/office/word/2018/wordml/cex" xmlns:w16cid="http://schemas.microsoft.com/office/word/2016/wordml/cid" xmlns:w16="http://schemas.microsoft.com/office/word/2018/wordml" xmlns:w16du="http://schemas.microsoft.com/office/word/2023/wordml/word16du" xmlns:w16sdtdh="http://schemas.microsoft.com/office/word/2020/wordml/sdtdatahash" xmlns:w16sdtfl="http://schemas.microsoft.com/office/word/2024/wordml/sdtformatlock" xmlns:w16se="http://schemas.microsoft.com/office/word/2015/wordml/symex" xmlns:wpg="http://schemas.microsoft.com/office/word/2010/wordprocessingGroup" xmlns:wpi="http://schemas.microsoft.com/office/word/2010/wordprocessingInk" xmlns:wne="http://schemas.microsoft.com/office/word/2006/wordml" xmlns:wps="http://schemas.microsoft.com/office/word/2010/wordprocessingShape" mc:Ignorable="w14 w15 w16se w16cid w16 w16cex w16sdtdh w16sdtfl w16du wp14">
   <w:abstractNum w:abstractNumId="0" w15:restartNumberingAfterBreak="0">
     <w:nsid w:val="00000001"/>
     <w:multiLevelType w:val="multilevel"/>
@@ -26737,16 +26577,16 @@
       </w:rPr>
     </w:lvl>
   </w:abstractNum>
-  <w:num w:numId="1">
+  <w:num w:numId="1" w16cid:durableId="480735415">
     <w:abstractNumId w:val="0"/>
   </w:num>
-  <w:num w:numId="2">
+  <w:num w:numId="2" w16cid:durableId="1950965108">
     <w:abstractNumId w:val="8"/>
   </w:num>
-  <w:num w:numId="3">
+  <w:num w:numId="3" w16cid:durableId="213124945">
     <w:abstractNumId w:val="38"/>
   </w:num>
-  <w:num w:numId="4">
+  <w:num w:numId="4" w16cid:durableId="1020201432">
     <w:abstractNumId w:val="24"/>
     <w:lvlOverride w:ilvl="0">
       <w:lvl w:ilvl="0">
@@ -26763,160 +26603,160 @@
       </w:lvl>
     </w:lvlOverride>
   </w:num>
-  <w:num w:numId="5">
+  <w:num w:numId="5" w16cid:durableId="1500577913">
     <w:abstractNumId w:val="40"/>
   </w:num>
-  <w:num w:numId="6">
+  <w:num w:numId="6" w16cid:durableId="1338537751">
     <w:abstractNumId w:val="35"/>
   </w:num>
-  <w:num w:numId="7">
+  <w:num w:numId="7" w16cid:durableId="1183011770">
     <w:abstractNumId w:val="55"/>
   </w:num>
-  <w:num w:numId="8">
+  <w:num w:numId="8" w16cid:durableId="996685916">
     <w:abstractNumId w:val="27"/>
   </w:num>
-  <w:num w:numId="9">
+  <w:num w:numId="9" w16cid:durableId="1556816496">
     <w:abstractNumId w:val="42"/>
   </w:num>
-  <w:num w:numId="10">
+  <w:num w:numId="10" w16cid:durableId="1418592444">
     <w:abstractNumId w:val="5"/>
   </w:num>
-  <w:num w:numId="11">
+  <w:num w:numId="11" w16cid:durableId="1463498951">
     <w:abstractNumId w:val="45"/>
   </w:num>
-  <w:num w:numId="12">
+  <w:num w:numId="12" w16cid:durableId="1830249662">
     <w:abstractNumId w:val="2"/>
   </w:num>
-  <w:num w:numId="13">
+  <w:num w:numId="13" w16cid:durableId="1621917529">
     <w:abstractNumId w:val="21"/>
   </w:num>
-  <w:num w:numId="14">
+  <w:num w:numId="14" w16cid:durableId="934090851">
     <w:abstractNumId w:val="3"/>
   </w:num>
-  <w:num w:numId="15">
+  <w:num w:numId="15" w16cid:durableId="631980488">
     <w:abstractNumId w:val="9"/>
   </w:num>
-  <w:num w:numId="16">
+  <w:num w:numId="16" w16cid:durableId="302004116">
     <w:abstractNumId w:val="48"/>
   </w:num>
-  <w:num w:numId="17">
+  <w:num w:numId="17" w16cid:durableId="1595169266">
     <w:abstractNumId w:val="10"/>
   </w:num>
-  <w:num w:numId="18">
+  <w:num w:numId="18" w16cid:durableId="1117484624">
     <w:abstractNumId w:val="4"/>
   </w:num>
-  <w:num w:numId="19">
+  <w:num w:numId="19" w16cid:durableId="304241282">
     <w:abstractNumId w:val="15"/>
   </w:num>
-  <w:num w:numId="20">
+  <w:num w:numId="20" w16cid:durableId="1851293153">
     <w:abstractNumId w:val="53"/>
   </w:num>
-  <w:num w:numId="21">
+  <w:num w:numId="21" w16cid:durableId="2085569843">
     <w:abstractNumId w:val="43"/>
   </w:num>
-  <w:num w:numId="22">
+  <w:num w:numId="22" w16cid:durableId="119805963">
     <w:abstractNumId w:val="47"/>
   </w:num>
-  <w:num w:numId="23">
+  <w:num w:numId="23" w16cid:durableId="2113355755">
     <w:abstractNumId w:val="28"/>
   </w:num>
-  <w:num w:numId="24">
+  <w:num w:numId="24" w16cid:durableId="1444809367">
     <w:abstractNumId w:val="39"/>
   </w:num>
-  <w:num w:numId="25">
+  <w:num w:numId="25" w16cid:durableId="1098134241">
     <w:abstractNumId w:val="1"/>
   </w:num>
-  <w:num w:numId="26">
+  <w:num w:numId="26" w16cid:durableId="743718113">
     <w:abstractNumId w:val="50"/>
   </w:num>
-  <w:num w:numId="27">
+  <w:num w:numId="27" w16cid:durableId="1016426155">
     <w:abstractNumId w:val="57"/>
   </w:num>
-  <w:num w:numId="28">
+  <w:num w:numId="28" w16cid:durableId="906649194">
     <w:abstractNumId w:val="14"/>
   </w:num>
-  <w:num w:numId="29">
+  <w:num w:numId="29" w16cid:durableId="1766464420">
     <w:abstractNumId w:val="30"/>
   </w:num>
-  <w:num w:numId="30">
+  <w:num w:numId="30" w16cid:durableId="1554928202">
     <w:abstractNumId w:val="6"/>
   </w:num>
-  <w:num w:numId="31">
+  <w:num w:numId="31" w16cid:durableId="1044914219">
     <w:abstractNumId w:val="41"/>
   </w:num>
-  <w:num w:numId="32">
+  <w:num w:numId="32" w16cid:durableId="187524677">
     <w:abstractNumId w:val="33"/>
   </w:num>
-  <w:num w:numId="33">
+  <w:num w:numId="33" w16cid:durableId="2135365160">
     <w:abstractNumId w:val="25"/>
   </w:num>
-  <w:num w:numId="34">
+  <w:num w:numId="34" w16cid:durableId="884103357">
     <w:abstractNumId w:val="26"/>
   </w:num>
-  <w:num w:numId="35">
+  <w:num w:numId="35" w16cid:durableId="693652667">
     <w:abstractNumId w:val="36"/>
   </w:num>
-  <w:num w:numId="36">
+  <w:num w:numId="36" w16cid:durableId="342558141">
     <w:abstractNumId w:val="52"/>
   </w:num>
-  <w:num w:numId="37">
+  <w:num w:numId="37" w16cid:durableId="1362241646">
     <w:abstractNumId w:val="12"/>
   </w:num>
-  <w:num w:numId="38">
+  <w:num w:numId="38" w16cid:durableId="1403599457">
     <w:abstractNumId w:val="54"/>
   </w:num>
-  <w:num w:numId="39">
+  <w:num w:numId="39" w16cid:durableId="1532650904">
     <w:abstractNumId w:val="44"/>
   </w:num>
-  <w:num w:numId="40">
+  <w:num w:numId="40" w16cid:durableId="1031805248">
     <w:abstractNumId w:val="49"/>
   </w:num>
-  <w:num w:numId="41">
+  <w:num w:numId="41" w16cid:durableId="1715500499">
     <w:abstractNumId w:val="58"/>
   </w:num>
-  <w:num w:numId="42">
+  <w:num w:numId="42" w16cid:durableId="1208879060">
     <w:abstractNumId w:val="31"/>
   </w:num>
-  <w:num w:numId="43">
+  <w:num w:numId="43" w16cid:durableId="3018211">
     <w:abstractNumId w:val="7"/>
   </w:num>
-  <w:num w:numId="44">
+  <w:num w:numId="44" w16cid:durableId="1225337441">
     <w:abstractNumId w:val="29"/>
   </w:num>
-  <w:num w:numId="45">
+  <w:num w:numId="45" w16cid:durableId="1435006898">
     <w:abstractNumId w:val="46"/>
   </w:num>
-  <w:num w:numId="46">
+  <w:num w:numId="46" w16cid:durableId="605115408">
     <w:abstractNumId w:val="20"/>
   </w:num>
-  <w:num w:numId="47">
+  <w:num w:numId="47" w16cid:durableId="245965174">
     <w:abstractNumId w:val="56"/>
   </w:num>
-  <w:num w:numId="48">
+  <w:num w:numId="48" w16cid:durableId="2111663572">
     <w:abstractNumId w:val="11"/>
   </w:num>
-  <w:num w:numId="49">
+  <w:num w:numId="49" w16cid:durableId="1884633892">
     <w:abstractNumId w:val="23"/>
   </w:num>
-  <w:num w:numId="50">
+  <w:num w:numId="50" w16cid:durableId="484660910">
     <w:abstractNumId w:val="22"/>
   </w:num>
-  <w:num w:numId="51">
+  <w:num w:numId="51" w16cid:durableId="2094472816">
     <w:abstractNumId w:val="51"/>
   </w:num>
-  <w:num w:numId="52">
+  <w:num w:numId="52" w16cid:durableId="1218474398">
     <w:abstractNumId w:val="19"/>
   </w:num>
-  <w:num w:numId="53">
+  <w:num w:numId="53" w16cid:durableId="610625905">
     <w:abstractNumId w:val="32"/>
   </w:num>
-  <w:num w:numId="54">
+  <w:num w:numId="54" w16cid:durableId="2111192442">
     <w:abstractNumId w:val="59"/>
   </w:num>
-  <w:num w:numId="55">
+  <w:num w:numId="55" w16cid:durableId="654920976">
     <w:abstractNumId w:val="34"/>
   </w:num>
-  <w:num w:numId="56">
+  <w:num w:numId="56" w16cid:durableId="342174348">
     <w:abstractNumId w:val="8"/>
     <w:lvlOverride w:ilvl="0">
       <w:startOverride w:val="1"/>
@@ -26946,19 +26786,19 @@
       <w:startOverride w:val="1"/>
     </w:lvlOverride>
   </w:num>
-  <w:num w:numId="57">
+  <w:num w:numId="57" w16cid:durableId="1555852832">
     <w:abstractNumId w:val="13"/>
   </w:num>
-  <w:num w:numId="58">
+  <w:num w:numId="58" w16cid:durableId="1565337490">
     <w:abstractNumId w:val="16"/>
   </w:num>
-  <w:num w:numId="59">
+  <w:num w:numId="59" w16cid:durableId="1539853251">
     <w:abstractNumId w:val="37"/>
   </w:num>
-  <w:num w:numId="60">
+  <w:num w:numId="60" w16cid:durableId="1638487170">
     <w:abstractNumId w:val="17"/>
   </w:num>
-  <w:num w:numId="61">
+  <w:num w:numId="61" w16cid:durableId="508300943">
     <w:abstractNumId w:val="18"/>
   </w:num>
   <w:numIdMacAtCleanup w:val="60"/>
@@ -26966,7 +26806,7 @@
 </file>
 
 <file path=word/styles.xml><?xml version="1.0" encoding="utf-8"?>
-<w:styles xmlns:mc="http://schemas.openxmlformats.org/markup-compatibility/2006" xmlns:r="http://schemas.openxmlformats.org/officeDocument/2006/relationships" xmlns:w="http://schemas.openxmlformats.org/wordprocessingml/2006/main" xmlns:w14="http://schemas.microsoft.com/office/word/2010/wordml" xmlns:w15="http://schemas.microsoft.com/office/word/2012/wordml" xmlns:w16cex="http://schemas.microsoft.com/office/word/2018/wordml/cex" xmlns:w16cid="http://schemas.microsoft.com/office/word/2016/wordml/cid" xmlns:w16="http://schemas.microsoft.com/office/word/2018/wordml" xmlns:w16sdtdh="http://schemas.microsoft.com/office/word/2020/wordml/sdtdatahash" xmlns:w16se="http://schemas.microsoft.com/office/word/2015/wordml/symex" mc:Ignorable="w14 w15 w16se w16cid w16 w16cex w16sdtdh">
+<w:styles xmlns:mc="http://schemas.openxmlformats.org/markup-compatibility/2006" xmlns:r="http://schemas.openxmlformats.org/officeDocument/2006/relationships" xmlns:w="http://schemas.openxmlformats.org/wordprocessingml/2006/main" xmlns:w14="http://schemas.microsoft.com/office/word/2010/wordml" xmlns:w15="http://schemas.microsoft.com/office/word/2012/wordml" xmlns:w16cex="http://schemas.microsoft.com/office/word/2018/wordml/cex" xmlns:w16cid="http://schemas.microsoft.com/office/word/2016/wordml/cid" xmlns:w16="http://schemas.microsoft.com/office/word/2018/wordml" xmlns:w16du="http://schemas.microsoft.com/office/word/2023/wordml/word16du" xmlns:w16sdtdh="http://schemas.microsoft.com/office/word/2020/wordml/sdtdatahash" xmlns:w16sdtfl="http://schemas.microsoft.com/office/word/2024/wordml/sdtformatlock" xmlns:w16se="http://schemas.microsoft.com/office/word/2015/wordml/symex" mc:Ignorable="w14 w15 w16se w16cid w16 w16cex w16sdtdh w16sdtfl w16du">
   <w:docDefaults>
     <w:rPrDefault>
       <w:rPr>
